--- a/PARADISE_kalender_opleiding.docx
+++ b/PARADISE_kalender_opleiding.docx
@@ -44,7 +44,7 @@
           <w:color w:val="5A6A78"/>
           <w:sz w:val="17"/>
         </w:rPr>
-        <w:t>November 2026 tot maart 2027, volgens de opleidingsplanning na de controle van 28 september 2026. VM = voormiddag, NM = namiddag. Opties en data met “te bevestigen” liggen nog niet vast.</w:t>
+        <w:t>November 2026 tot maart 2027, volgens de opleidingsplanning na de controle van 28 september 2026. VM = voormiddag, NM = namiddag. Waar het niet voor iedereen lukt, staan twee opties (A en B); die worden getoetst bij de centra tegen vr 16 okt.</w:t>
       </w:r>
     </w:p>
     <w:tbl>
@@ -712,6 +712,7 @@
         <w:tc>
           <w:tcPr>
             <w:tcW w:type="dxa" w:w="2835"/>
+            <w:shd w:val="clear" w:color="auto" w:fill="E3ECF5"/>
           </w:tcPr>
           <w:p>
             <w:pPr>
@@ -726,6 +727,41 @@
                 <w:sz w:val="15"/>
               </w:rPr>
               <w:t>12</w:t>
+            </w:r>
+          </w:p>
+          <w:p>
+            <w:pPr>
+              <w:spacing w:before="20" w:after="20"/>
+            </w:pPr>
+            <w:r>
+              <w:rPr>
+                <w:rFonts w:ascii="Segoe UI" w:hAnsi="Segoe UI"/>
+                <w:b/>
+                <w:i w:val="0"/>
+                <w:color w:val="00407A"/>
+                <w:sz w:val="15"/>
+              </w:rPr>
+              <w:t xml:space="preserve">8u30–10u  </w:t>
+            </w:r>
+            <w:r>
+              <w:rPr>
+                <w:rFonts w:ascii="Segoe UI" w:hAnsi="Segoe UI"/>
+                <w:b/>
+                <w:i w:val="0"/>
+                <w:color w:val="00407A"/>
+                <w:sz w:val="15"/>
+              </w:rPr>
+              <w:t>Herhaling theorie 1 (optie B)</w:t>
+            </w:r>
+            <w:r>
+              <w:rPr>
+                <w:rFonts w:ascii="Segoe UI" w:hAnsi="Segoe UI"/>
+                <w:b w:val="0"/>
+                <w:i w:val="0"/>
+                <w:color w:val="1B2630"/>
+                <w:sz w:val="15"/>
+              </w:rPr>
+              <w:t xml:space="preserve"> · online</w:t>
             </w:r>
           </w:p>
         </w:tc>
@@ -873,6 +909,7 @@
         <w:tc>
           <w:tcPr>
             <w:tcW w:type="dxa" w:w="2835"/>
+            <w:shd w:val="clear" w:color="auto" w:fill="E3ECF5"/>
           </w:tcPr>
           <w:p>
             <w:pPr>
@@ -887,6 +924,41 @@
                 <w:sz w:val="15"/>
               </w:rPr>
               <w:t>19</w:t>
+            </w:r>
+          </w:p>
+          <w:p>
+            <w:pPr>
+              <w:spacing w:before="20" w:after="20"/>
+            </w:pPr>
+            <w:r>
+              <w:rPr>
+                <w:rFonts w:ascii="Segoe UI" w:hAnsi="Segoe UI"/>
+                <w:b/>
+                <w:i w:val="0"/>
+                <w:color w:val="00407A"/>
+                <w:sz w:val="15"/>
+              </w:rPr>
+              <w:t xml:space="preserve">8u30–10u  </w:t>
+            </w:r>
+            <w:r>
+              <w:rPr>
+                <w:rFonts w:ascii="Segoe UI" w:hAnsi="Segoe UI"/>
+                <w:b/>
+                <w:i w:val="0"/>
+                <w:color w:val="00407A"/>
+                <w:sz w:val="15"/>
+              </w:rPr>
+              <w:t>Herhaling theorie 2 (optie B)</w:t>
+            </w:r>
+            <w:r>
+              <w:rPr>
+                <w:rFonts w:ascii="Segoe UI" w:hAnsi="Segoe UI"/>
+                <w:b w:val="0"/>
+                <w:i w:val="0"/>
+                <w:color w:val="1B2630"/>
+                <w:sz w:val="15"/>
+              </w:rPr>
+              <w:t xml:space="preserve"> · online</w:t>
             </w:r>
           </w:p>
         </w:tc>
@@ -1034,6 +1106,7 @@
         <w:tc>
           <w:tcPr>
             <w:tcW w:type="dxa" w:w="2835"/>
+            <w:shd w:val="clear" w:color="auto" w:fill="E3ECF5"/>
           </w:tcPr>
           <w:p>
             <w:pPr>
@@ -1048,6 +1121,41 @@
                 <w:sz w:val="15"/>
               </w:rPr>
               <w:t>26</w:t>
+            </w:r>
+          </w:p>
+          <w:p>
+            <w:pPr>
+              <w:spacing w:before="20" w:after="20"/>
+            </w:pPr>
+            <w:r>
+              <w:rPr>
+                <w:rFonts w:ascii="Segoe UI" w:hAnsi="Segoe UI"/>
+                <w:b/>
+                <w:i w:val="0"/>
+                <w:color w:val="00407A"/>
+                <w:sz w:val="15"/>
+              </w:rPr>
+              <w:t xml:space="preserve">8u30–10u  </w:t>
+            </w:r>
+            <w:r>
+              <w:rPr>
+                <w:rFonts w:ascii="Segoe UI" w:hAnsi="Segoe UI"/>
+                <w:b/>
+                <w:i w:val="0"/>
+                <w:color w:val="00407A"/>
+                <w:sz w:val="15"/>
+              </w:rPr>
+              <w:t>Herhaling toestemming (optie B)</w:t>
+            </w:r>
+            <w:r>
+              <w:rPr>
+                <w:rFonts w:ascii="Segoe UI" w:hAnsi="Segoe UI"/>
+                <w:b w:val="0"/>
+                <w:i w:val="0"/>
+                <w:color w:val="1B2630"/>
+                <w:sz w:val="15"/>
+              </w:rPr>
+              <w:t xml:space="preserve"> · online</w:t>
             </w:r>
           </w:p>
         </w:tc>
@@ -1099,6 +1207,7 @@
         <w:tc>
           <w:tcPr>
             <w:tcW w:type="dxa" w:w="2835"/>
+            <w:shd w:val="clear" w:color="auto" w:fill="DDF1F8"/>
           </w:tcPr>
           <w:p>
             <w:pPr>
@@ -1113,6 +1222,76 @@
                 <w:sz w:val="15"/>
               </w:rPr>
               <w:t>30</w:t>
+            </w:r>
+          </w:p>
+          <w:p>
+            <w:pPr>
+              <w:spacing w:before="20" w:after="20"/>
+            </w:pPr>
+            <w:r>
+              <w:rPr>
+                <w:rFonts w:ascii="Segoe UI" w:hAnsi="Segoe UI"/>
+                <w:b/>
+                <w:i w:val="0"/>
+                <w:color w:val="00407A"/>
+                <w:sz w:val="15"/>
+              </w:rPr>
+              <w:t xml:space="preserve">VM  </w:t>
+            </w:r>
+            <w:r>
+              <w:rPr>
+                <w:rFonts w:ascii="Segoe UI" w:hAnsi="Segoe UI"/>
+                <w:b/>
+                <w:i w:val="0"/>
+                <w:color w:val="00407A"/>
+                <w:sz w:val="15"/>
+              </w:rPr>
+              <w:t>Technologie (optie B)</w:t>
+            </w:r>
+            <w:r>
+              <w:rPr>
+                <w:rFonts w:ascii="Segoe UI" w:hAnsi="Segoe UI"/>
+                <w:b w:val="0"/>
+                <w:i w:val="0"/>
+                <w:color w:val="1B2630"/>
+                <w:sz w:val="15"/>
+              </w:rPr>
+              <w:t xml:space="preserve"> · AZ Sint-Jan Brugge</w:t>
+            </w:r>
+          </w:p>
+          <w:p>
+            <w:pPr>
+              <w:spacing w:before="20" w:after="20"/>
+            </w:pPr>
+            <w:r>
+              <w:rPr>
+                <w:rFonts w:ascii="Segoe UI" w:hAnsi="Segoe UI"/>
+                <w:b/>
+                <w:i w:val="0"/>
+                <w:color w:val="00407A"/>
+                <w:sz w:val="15"/>
+              </w:rPr>
+              <w:t xml:space="preserve">NM  </w:t>
+            </w:r>
+            <w:r>
+              <w:rPr>
+                <w:rFonts w:ascii="Segoe UI" w:hAnsi="Segoe UI"/>
+                <w:b/>
+                <w:i w:val="0"/>
+                <w:color w:val="00407A"/>
+                <w:sz w:val="15"/>
+              </w:rPr>
+              <w:t>Technologie (optie B)</w:t>
+            </w:r>
+            <w:r>
+              <w:rPr>
+                <w:rFonts w:ascii="Segoe UI" w:hAnsi="Segoe UI"/>
+                <w:b w:val="0"/>
+                <w:i w:val="0"/>
+                <w:color w:val="1B2630"/>
+                <w:sz w:val="15"/>
+              </w:rPr>
+              <w:t xml:space="preserve"> · AZ Groeninge Kortrijk</w:t>
             </w:r>
           </w:p>
         </w:tc>
@@ -1158,6 +1337,11 @@
         </w:tc>
       </w:tr>
     </w:tbl>
+    <w:p>
+      <w:r>
+        <w:br w:type="page"/>
+      </w:r>
+    </w:p>
     <w:p>
       <w:pPr>
         <w:keepNext/>
@@ -1432,7 +1616,7 @@
                 <w:color w:val="00407A"/>
                 <w:sz w:val="15"/>
               </w:rPr>
-              <w:t>Technologie</w:t>
+              <w:t>Technologie (optie A)</w:t>
             </w:r>
             <w:r>
               <w:rPr>
@@ -1467,7 +1651,7 @@
                 <w:color w:val="00407A"/>
                 <w:sz w:val="15"/>
               </w:rPr>
-              <w:t>Technologie</w:t>
+              <w:t>Technologie (optie A)</w:t>
             </w:r>
             <w:r>
               <w:rPr>
@@ -2784,7 +2968,7 @@
                 <w:color w:val="A34A00"/>
                 <w:sz w:val="15"/>
               </w:rPr>
-              <w:t>SEBIA 1–2, groep West (optie)</w:t>
+              <w:t>SEBIA 1–2, groep West (optie A)</w:t>
             </w:r>
             <w:r>
               <w:rPr>
@@ -2855,7 +3039,7 @@
                 <w:color w:val="A34A00"/>
                 <w:sz w:val="15"/>
               </w:rPr>
-              <w:t>SEBIA 1–2, groep West (optie)</w:t>
+              <w:t>SEBIA 1–2, groep West (optie B)</w:t>
             </w:r>
             <w:r>
               <w:rPr>
@@ -3037,7 +3221,7 @@
                 <w:color w:val="1E5B3A"/>
                 <w:sz w:val="15"/>
               </w:rPr>
-              <w:t>Droogloop</w:t>
+              <w:t>Droogloop (optie A)</w:t>
             </w:r>
             <w:r>
               <w:rPr>
@@ -3110,6 +3294,7 @@
         <w:tc>
           <w:tcPr>
             <w:tcW w:type="dxa" w:w="2835"/>
+            <w:shd w:val="clear" w:color="auto" w:fill="E3ECF5"/>
           </w:tcPr>
           <w:p>
             <w:pPr>
@@ -3124,6 +3309,41 @@
                 <w:sz w:val="15"/>
               </w:rPr>
               <w:t>15</w:t>
+            </w:r>
+          </w:p>
+          <w:p>
+            <w:pPr>
+              <w:spacing w:before="20" w:after="20"/>
+            </w:pPr>
+            <w:r>
+              <w:rPr>
+                <w:rFonts w:ascii="Segoe UI" w:hAnsi="Segoe UI"/>
+                <w:b/>
+                <w:i w:val="0"/>
+                <w:color w:val="00407A"/>
+                <w:sz w:val="15"/>
+              </w:rPr>
+              <w:t xml:space="preserve">13u–15u  </w:t>
+            </w:r>
+            <w:r>
+              <w:rPr>
+                <w:rFonts w:ascii="Segoe UI" w:hAnsi="Segoe UI"/>
+                <w:b/>
+                <w:i w:val="0"/>
+                <w:color w:val="00407A"/>
+                <w:sz w:val="15"/>
+              </w:rPr>
+              <w:t>Herhaling datacollectie (optie B)</w:t>
+            </w:r>
+            <w:r>
+              <w:rPr>
+                <w:rFonts w:ascii="Segoe UI" w:hAnsi="Segoe UI"/>
+                <w:b w:val="0"/>
+                <w:i w:val="0"/>
+                <w:color w:val="1B2630"/>
+                <w:sz w:val="15"/>
+              </w:rPr>
+              <w:t xml:space="preserve"> · online, voor Gent</w:t>
             </w:r>
           </w:p>
         </w:tc>
@@ -3155,6 +3375,7 @@
         <w:tc>
           <w:tcPr>
             <w:tcW w:type="dxa" w:w="2835"/>
+            <w:shd w:val="clear" w:color="auto" w:fill="E6F0E9"/>
           </w:tcPr>
           <w:p>
             <w:pPr>
@@ -3169,6 +3390,41 @@
                 <w:sz w:val="15"/>
               </w:rPr>
               <w:t>18</w:t>
+            </w:r>
+          </w:p>
+          <w:p>
+            <w:pPr>
+              <w:spacing w:before="20" w:after="20"/>
+            </w:pPr>
+            <w:r>
+              <w:rPr>
+                <w:rFonts w:ascii="Segoe UI" w:hAnsi="Segoe UI"/>
+                <w:b/>
+                <w:i w:val="0"/>
+                <w:color w:val="1E5B3A"/>
+                <w:sz w:val="15"/>
+              </w:rPr>
+              <w:t xml:space="preserve">VM  </w:t>
+            </w:r>
+            <w:r>
+              <w:rPr>
+                <w:rFonts w:ascii="Segoe UI" w:hAnsi="Segoe UI"/>
+                <w:b/>
+                <w:i w:val="0"/>
+                <w:color w:val="1E5B3A"/>
+                <w:sz w:val="15"/>
+              </w:rPr>
+              <w:t>Droogloop (optie B)</w:t>
+            </w:r>
+            <w:r>
+              <w:rPr>
+                <w:rFonts w:ascii="Segoe UI" w:hAnsi="Segoe UI"/>
+                <w:b w:val="0"/>
+                <w:i w:val="0"/>
+                <w:color w:val="1B2630"/>
+                <w:sz w:val="15"/>
+              </w:rPr>
+              <w:t xml:space="preserve"> · AZ Sint-Jan Brugge</w:t>
             </w:r>
           </w:p>
         </w:tc>
@@ -4821,7 +5077,7 @@
                 <w:color w:val="A34A00"/>
                 <w:sz w:val="15"/>
               </w:rPr>
-              <w:t>SEBIA 3–4, groep Oost (te bevestigen)</w:t>
+              <w:t>SEBIA 3–4, groep Oost (optie A)</w:t>
             </w:r>
             <w:r>
               <w:rPr>
@@ -4887,7 +5143,7 @@
                 <w:color w:val="A34A00"/>
                 <w:sz w:val="15"/>
               </w:rPr>
-              <w:t xml:space="preserve">avond  </w:t>
+              <w:t xml:space="preserve">17u30–21u30  </w:t>
             </w:r>
             <w:r>
               <w:rPr>
@@ -4897,7 +5153,7 @@
                 <w:color w:val="A34A00"/>
                 <w:sz w:val="15"/>
               </w:rPr>
-              <w:t>SEBIA 3–4, groep West (optie)</w:t>
+              <w:t>SEBIA 3–4, groep West (optie A)</w:t>
             </w:r>
             <w:r>
               <w:rPr>
@@ -4953,7 +5209,7 @@
                 <w:color w:val="A34A00"/>
                 <w:sz w:val="15"/>
               </w:rPr>
-              <w:t>SEBIA 3–4, groep West (optie)</w:t>
+              <w:t>SEBIA 3–4, groep West (optie B)</w:t>
             </w:r>
             <w:r>
               <w:rPr>
@@ -5015,6 +5271,7 @@
         <w:tc>
           <w:tcPr>
             <w:tcW w:type="dxa" w:w="2835"/>
+            <w:shd w:val="clear" w:color="auto" w:fill="FFE9D6"/>
           </w:tcPr>
           <w:p>
             <w:pPr>
@@ -5029,6 +5286,41 @@
                 <w:sz w:val="15"/>
               </w:rPr>
               <w:t>9</w:t>
+            </w:r>
+          </w:p>
+          <w:p>
+            <w:pPr>
+              <w:spacing w:before="20" w:after="20"/>
+            </w:pPr>
+            <w:r>
+              <w:rPr>
+                <w:rFonts w:ascii="Segoe UI" w:hAnsi="Segoe UI"/>
+                <w:b/>
+                <w:i w:val="0"/>
+                <w:color w:val="A34A00"/>
+                <w:sz w:val="15"/>
+              </w:rPr>
+              <w:t xml:space="preserve">9u–13u  </w:t>
+            </w:r>
+            <w:r>
+              <w:rPr>
+                <w:rFonts w:ascii="Segoe UI" w:hAnsi="Segoe UI"/>
+                <w:b/>
+                <w:i w:val="0"/>
+                <w:color w:val="A34A00"/>
+                <w:sz w:val="15"/>
+              </w:rPr>
+              <w:t>SEBIA 3–4, groep Oost (optie B)</w:t>
+            </w:r>
+            <w:r>
+              <w:rPr>
+                <w:rFonts w:ascii="Segoe UI" w:hAnsi="Segoe UI"/>
+                <w:b w:val="0"/>
+                <w:i w:val="0"/>
+                <w:color w:val="1B2630"/>
+                <w:sz w:val="15"/>
+              </w:rPr>
+              <w:t xml:space="preserve"> · centraal, voorstel Leuven</w:t>
             </w:r>
           </w:p>
         </w:tc>
@@ -5504,7 +5796,7 @@
           <w:color w:val="1B2630"/>
           <w:sz w:val="17"/>
         </w:rPr>
-        <w:t>SEBIA 5, 1,5 u per podoloog in het eigen centrum, in maart–april en vóór de eerste maand 3-visite (beste moment: Kortrijk wo, Brugge ma VM, Gent do VM, Leuven di, Antwerpen di of wo VM, Aalst di). SEBIA 6, intervisie, 1 u per podoloog, online, op maand 6–9 na de start van de inclusies.</w:t>
+        <w:t>SEBIA 5, 1,5 u per podoloog in het eigen centrum, in maart vóór de paasvakantie (A) of vanaf 12 april (B), vóór de eerste maand 3-visite (beste moment: Kortrijk wo, Brugge ma VM, Gent do VM, Leuven di, Antwerpen di of wo VM, Aalst di). SEBIA 6, intervisie, 1 u per podoloog, online, op maand 6–9 na de start van de inclusies.</w:t>
       </w:r>
     </w:p>
     <w:p>
@@ -5787,7 +6079,7 @@
                 <w:color w:val="1B2630"/>
                 <w:sz w:val="16"/>
               </w:rPr>
-              <w:t>wo 2 dec, VM</w:t>
+              <w:t>A: wo 2 dec VM · B: ma 30 nov NM</w:t>
             </w:r>
           </w:p>
         </w:tc>
@@ -5807,7 +6099,7 @@
                 <w:color w:val="1B2630"/>
                 <w:sz w:val="16"/>
               </w:rPr>
-              <w:t>West: do 7 jan avond of vr 8 jan NM</w:t>
+              <w:t>West · A: do 7 jan avond · B: vr 8 jan NM</w:t>
             </w:r>
           </w:p>
         </w:tc>
@@ -5867,7 +6159,7 @@
                 <w:color w:val="1B2630"/>
                 <w:sz w:val="16"/>
               </w:rPr>
-              <w:t>West: do 4 mrt avond of vr 5 mrt NM</w:t>
+              <w:t>West · A: do 4 mrt avond · B: vr 5 mrt NM</w:t>
             </w:r>
           </w:p>
         </w:tc>
@@ -5952,7 +6244,7 @@
                 <w:color w:val="1B2630"/>
                 <w:sz w:val="16"/>
               </w:rPr>
-              <w:t>wo 2 dec, NM</w:t>
+              <w:t>A: wo 2 dec NM · B: ma 30 nov VM</w:t>
             </w:r>
           </w:p>
         </w:tc>
@@ -5972,7 +6264,7 @@
                 <w:color w:val="1B2630"/>
                 <w:sz w:val="16"/>
               </w:rPr>
-              <w:t>West: do 7 jan avond of vr 8 jan NM</w:t>
+              <w:t>West · A: do 7 jan avond · B: vr 8 jan NM</w:t>
             </w:r>
           </w:p>
         </w:tc>
@@ -5992,7 +6284,7 @@
                 <w:color w:val="1B2630"/>
                 <w:sz w:val="16"/>
               </w:rPr>
-              <w:t>wo 13 jan, NM</w:t>
+              <w:t>A: wo 13 jan NM · B: ma 18 jan VM</w:t>
             </w:r>
           </w:p>
         </w:tc>
@@ -6012,7 +6304,7 @@
                 <w:color w:val="1B2630"/>
                 <w:sz w:val="16"/>
               </w:rPr>
-              <w:t>geen woensdag vrij</w:t>
+              <w:t>de niet gekozen droogloopdatum</w:t>
             </w:r>
           </w:p>
         </w:tc>
@@ -6032,7 +6324,7 @@
                 <w:color w:val="1B2630"/>
                 <w:sz w:val="16"/>
               </w:rPr>
-              <w:t>West: do 4 mrt avond of vr 5 mrt NM</w:t>
+              <w:t>West · A: do 4 mrt avond · B: vr 5 mrt NM</w:t>
             </w:r>
           </w:p>
         </w:tc>
@@ -6137,7 +6429,7 @@
                 <w:color w:val="1B2630"/>
                 <w:sz w:val="16"/>
               </w:rPr>
-              <w:t>West: do 7 jan avond of vr 8 jan NM</w:t>
+              <w:t>West · A: do 7 jan avond · B: vr 8 jan NM</w:t>
             </w:r>
           </w:p>
         </w:tc>
@@ -6197,7 +6489,7 @@
                 <w:color w:val="1B2630"/>
                 <w:sz w:val="16"/>
               </w:rPr>
-              <w:t>West: do 4 mrt avond of vr 5 mrt NM</w:t>
+              <w:t>West · A: do 4 mrt avond · B: vr 5 mrt NM</w:t>
             </w:r>
           </w:p>
         </w:tc>
@@ -6362,7 +6654,7 @@
                 <w:color w:val="1B2630"/>
                 <w:sz w:val="16"/>
               </w:rPr>
-              <w:t>Oost: di 2 mrt, 9u–13u</w:t>
+              <w:t>Oost · A: di 2 mrt · B: di 9 mrt</w:t>
             </w:r>
           </w:p>
         </w:tc>
@@ -6527,7 +6819,7 @@
                 <w:color w:val="1B2630"/>
                 <w:sz w:val="16"/>
               </w:rPr>
-              <w:t>Oost: di 2 mrt, 9u–13u</w:t>
+              <w:t>Oost · A: di 2 mrt · B: di 9 mrt</w:t>
             </w:r>
           </w:p>
         </w:tc>
@@ -6692,7 +6984,7 @@
                 <w:color w:val="1B2630"/>
                 <w:sz w:val="16"/>
               </w:rPr>
-              <w:t>Oost: di 2 mrt, 9u–13u</w:t>
+              <w:t>Oost · A: di 2 mrt · B: di 9 mrt</w:t>
             </w:r>
           </w:p>
         </w:tc>
@@ -6782,7 +7074,7 @@
           <w:color w:val="1B2630"/>
           <w:sz w:val="17"/>
         </w:rPr>
-        <w:t>Groep West: avond of vrijdagnamiddag, via een doodle met de podologen en Dobbels.</w:t>
+        <w:t>Waar het niet voor iedereen lukt, zijn er twee opties (A en B): planning, sectie 9. Toetsing bij de centra tegen vr 16 okt.</w:t>
       </w:r>
     </w:p>
     <w:p>
@@ -6808,7 +7100,7 @@
           <w:color w:val="1B2630"/>
           <w:sz w:val="17"/>
         </w:rPr>
-        <w:t>SEBIA 3–4: data nog te bevestigen door Dobbels.</w:t>
+        <w:t>Online sessies: A = opname voor wie niet kan · B = live herhaling op do 12, 19 en 26 nov, 8u30–10u.</w:t>
       </w:r>
     </w:p>
     <w:p>
@@ -6834,7 +7126,7 @@
           <w:color w:val="1B2630"/>
           <w:sz w:val="17"/>
         </w:rPr>
-        <w:t>Online sessies op dinsdag: Gent kan nooit, Kortrijk heeft dan voetkliniek. Voorstel: opnemen.</w:t>
+        <w:t>Datacollectie: A = opname · B = herhaling vr 15 jan, 13u–15u, voor Gent.</w:t>
       </w:r>
     </w:p>
     <w:p>
@@ -6860,7 +7152,7 @@
           <w:color w:val="1B2630"/>
           <w:sz w:val="17"/>
         </w:rPr>
-        <w:t>Locaties van de centrale sessies: voorstel Leuven (Oost) en Gent (West).</w:t>
+        <w:t>SEBIA 1–4: data nog te bevestigen door Dobbels. Locaties: voorstel Leuven (Oost) en Gent (West).</w:t>
       </w:r>
     </w:p>
     <w:sectPr>

--- a/PARADISE_kalender_opleiding.docx
+++ b/PARADISE_kalender_opleiding.docx
@@ -44,7 +44,7 @@
           <w:color w:val="5A6A78"/>
           <w:sz w:val="17"/>
         </w:rPr>
-        <w:t>November 2026 tot maart 2027, volgens de opleidingsplanning na de controle van 28 september 2026. VM = voormiddag, NM = namiddag. Waar het niet voor iedereen lukt, staan twee opties (A en B); die worden getoetst bij de centra tegen vr 16 okt.</w:t>
+        <w:t>November 2026 tot maart 2027, volgens de opleidingsplanning van 29 september 2026. VM = voormiddag, NM = namiddag. Waar het niet voor iedereen lukt, staan twee opties (A en B); die worden getoetst bij de centra tegen vr 16 okt. Artsen volgen alleen de theorie; technologie en droogloop zijn voor de podologen.</w:t>
       </w:r>
     </w:p>
     <w:tbl>
@@ -664,7 +664,7 @@
                 <w:color w:val="00407A"/>
                 <w:sz w:val="15"/>
               </w:rPr>
-              <w:t>Theorie 1</w:t>
+              <w:t>Theorie 1 · waarom en de meting</w:t>
             </w:r>
             <w:r>
               <w:rPr>
@@ -674,7 +674,7 @@
                 <w:color w:val="1B2630"/>
                 <w:sz w:val="15"/>
               </w:rPr>
-              <w:t xml:space="preserve"> · online · iedereen</w:t>
+              <w:t xml:space="preserve"> · online · podologen en artsen</w:t>
             </w:r>
           </w:p>
         </w:tc>
@@ -833,7 +833,6 @@
         <w:tc>
           <w:tcPr>
             <w:tcW w:type="dxa" w:w="2835"/>
-            <w:shd w:val="clear" w:color="auto" w:fill="E3ECF5"/>
           </w:tcPr>
           <w:p>
             <w:pPr>
@@ -848,41 +847,6 @@
                 <w:sz w:val="15"/>
               </w:rPr>
               <w:t>17</w:t>
-            </w:r>
-          </w:p>
-          <w:p>
-            <w:pPr>
-              <w:spacing w:before="20" w:after="20"/>
-            </w:pPr>
-            <w:r>
-              <w:rPr>
-                <w:rFonts w:ascii="Segoe UI" w:hAnsi="Segoe UI"/>
-                <w:b/>
-                <w:i w:val="0"/>
-                <w:color w:val="00407A"/>
-                <w:sz w:val="15"/>
-              </w:rPr>
-              <w:t xml:space="preserve">12u30–14u  </w:t>
-            </w:r>
-            <w:r>
-              <w:rPr>
-                <w:rFonts w:ascii="Segoe UI" w:hAnsi="Segoe UI"/>
-                <w:b/>
-                <w:i w:val="0"/>
-                <w:color w:val="00407A"/>
-                <w:sz w:val="15"/>
-              </w:rPr>
-              <w:t>Theorie 2</w:t>
-            </w:r>
-            <w:r>
-              <w:rPr>
-                <w:rFonts w:ascii="Segoe UI" w:hAnsi="Segoe UI"/>
-                <w:b w:val="0"/>
-                <w:i w:val="0"/>
-                <w:color w:val="1B2630"/>
-                <w:sz w:val="15"/>
-              </w:rPr>
-              <w:t xml:space="preserve"> · online · iedereen</w:t>
             </w:r>
           </w:p>
         </w:tc>
@@ -909,7 +873,6 @@
         <w:tc>
           <w:tcPr>
             <w:tcW w:type="dxa" w:w="2835"/>
-            <w:shd w:val="clear" w:color="auto" w:fill="E3ECF5"/>
           </w:tcPr>
           <w:p>
             <w:pPr>
@@ -924,41 +887,6 @@
                 <w:sz w:val="15"/>
               </w:rPr>
               <w:t>19</w:t>
-            </w:r>
-          </w:p>
-          <w:p>
-            <w:pPr>
-              <w:spacing w:before="20" w:after="20"/>
-            </w:pPr>
-            <w:r>
-              <w:rPr>
-                <w:rFonts w:ascii="Segoe UI" w:hAnsi="Segoe UI"/>
-                <w:b/>
-                <w:i w:val="0"/>
-                <w:color w:val="00407A"/>
-                <w:sz w:val="15"/>
-              </w:rPr>
-              <w:t xml:space="preserve">8u30–10u  </w:t>
-            </w:r>
-            <w:r>
-              <w:rPr>
-                <w:rFonts w:ascii="Segoe UI" w:hAnsi="Segoe UI"/>
-                <w:b/>
-                <w:i w:val="0"/>
-                <w:color w:val="00407A"/>
-                <w:sz w:val="15"/>
-              </w:rPr>
-              <w:t>Herhaling theorie 2 (optie B)</w:t>
-            </w:r>
-            <w:r>
-              <w:rPr>
-                <w:rFonts w:ascii="Segoe UI" w:hAnsi="Segoe UI"/>
-                <w:b w:val="0"/>
-                <w:i w:val="0"/>
-                <w:color w:val="1B2630"/>
-                <w:sz w:val="15"/>
-              </w:rPr>
-              <w:t xml:space="preserve"> · online</w:t>
             </w:r>
           </w:p>
         </w:tc>
@@ -1069,7 +997,7 @@
                 <w:color w:val="00407A"/>
                 <w:sz w:val="15"/>
               </w:rPr>
-              <w:t>Toestemming en randomisatie</w:t>
+              <w:t>Theorie 2 · het traject, toestellen en regels</w:t>
             </w:r>
             <w:r>
               <w:rPr>
@@ -1079,7 +1007,7 @@
                 <w:color w:val="1B2630"/>
                 <w:sz w:val="15"/>
               </w:rPr>
-              <w:t xml:space="preserve"> · online · site-PI's en wie toestemming afneemt</w:t>
+              <w:t xml:space="preserve"> · online · podologen en artsen</w:t>
             </w:r>
           </w:p>
         </w:tc>
@@ -1145,7 +1073,7 @@
                 <w:color w:val="00407A"/>
                 <w:sz w:val="15"/>
               </w:rPr>
-              <w:t>Herhaling toestemming (optie B)</w:t>
+              <w:t>Herhaling theorie 2 (optie B)</w:t>
             </w:r>
             <w:r>
               <w:rPr>
@@ -1753,6 +1681,7 @@
         <w:tc>
           <w:tcPr>
             <w:tcW w:type="dxa" w:w="2835"/>
+            <w:shd w:val="clear" w:color="auto" w:fill="E3ECF5"/>
           </w:tcPr>
           <w:p>
             <w:pPr>
@@ -1769,10 +1698,46 @@
               <w:t>8</w:t>
             </w:r>
           </w:p>
+          <w:p>
+            <w:pPr>
+              <w:spacing w:before="20" w:after="20"/>
+            </w:pPr>
+            <w:r>
+              <w:rPr>
+                <w:rFonts w:ascii="Segoe UI" w:hAnsi="Segoe UI"/>
+                <w:b/>
+                <w:i w:val="0"/>
+                <w:color w:val="00407A"/>
+                <w:sz w:val="15"/>
+              </w:rPr>
+              <w:t xml:space="preserve">12u30–14u  </w:t>
+            </w:r>
+            <w:r>
+              <w:rPr>
+                <w:rFonts w:ascii="Segoe UI" w:hAnsi="Segoe UI"/>
+                <w:b/>
+                <w:i w:val="0"/>
+                <w:color w:val="00407A"/>
+                <w:sz w:val="15"/>
+              </w:rPr>
+              <w:t>Gezondheidseconomie en procesevaluatie</w:t>
+            </w:r>
+            <w:r>
+              <w:rPr>
+                <w:rFonts w:ascii="Segoe UI" w:hAnsi="Segoe UI"/>
+                <w:b w:val="0"/>
+                <w:i w:val="0"/>
+                <w:color w:val="1B2630"/>
+                <w:sz w:val="15"/>
+              </w:rPr>
+              <w:t xml:space="preserve"> · online · podologen en artsen</w:t>
+            </w:r>
+          </w:p>
         </w:tc>
         <w:tc>
           <w:tcPr>
             <w:tcW w:type="dxa" w:w="2835"/>
+            <w:shd w:val="clear" w:color="auto" w:fill="DDF1F8"/>
           </w:tcPr>
           <w:p>
             <w:pPr>
@@ -1787,6 +1752,41 @@
                 <w:sz w:val="15"/>
               </w:rPr>
               <w:t>9</w:t>
+            </w:r>
+          </w:p>
+          <w:p>
+            <w:pPr>
+              <w:spacing w:before="20" w:after="20"/>
+            </w:pPr>
+            <w:r>
+              <w:rPr>
+                <w:rFonts w:ascii="Segoe UI" w:hAnsi="Segoe UI"/>
+                <w:b/>
+                <w:i w:val="0"/>
+                <w:color w:val="00407A"/>
+                <w:sz w:val="15"/>
+              </w:rPr>
+              <w:t xml:space="preserve">VM  </w:t>
+            </w:r>
+            <w:r>
+              <w:rPr>
+                <w:rFonts w:ascii="Segoe UI" w:hAnsi="Segoe UI"/>
+                <w:b/>
+                <w:i w:val="0"/>
+                <w:color w:val="00407A"/>
+                <w:sz w:val="15"/>
+              </w:rPr>
+              <w:t>Technologie</w:t>
+            </w:r>
+            <w:r>
+              <w:rPr>
+                <w:rFonts w:ascii="Segoe UI" w:hAnsi="Segoe UI"/>
+                <w:b w:val="0"/>
+                <w:i w:val="0"/>
+                <w:color w:val="1B2630"/>
+                <w:sz w:val="15"/>
+              </w:rPr>
+              <w:t xml:space="preserve"> · UZ Antwerpen</w:t>
             </w:r>
           </w:p>
         </w:tc>
@@ -2005,7 +2005,6 @@
         <w:tc>
           <w:tcPr>
             <w:tcW w:type="dxa" w:w="2835"/>
-            <w:shd w:val="clear" w:color="auto" w:fill="DDF1F8"/>
           </w:tcPr>
           <w:p>
             <w:pPr>
@@ -2022,45 +2021,11 @@
               <w:t>16</w:t>
             </w:r>
           </w:p>
-          <w:p>
-            <w:pPr>
-              <w:spacing w:before="20" w:after="20"/>
-            </w:pPr>
-            <w:r>
-              <w:rPr>
-                <w:rFonts w:ascii="Segoe UI" w:hAnsi="Segoe UI"/>
-                <w:b/>
-                <w:i w:val="0"/>
-                <w:color w:val="00407A"/>
-                <w:sz w:val="15"/>
-              </w:rPr>
-              <w:t xml:space="preserve">VM  </w:t>
-            </w:r>
-            <w:r>
-              <w:rPr>
-                <w:rFonts w:ascii="Segoe UI" w:hAnsi="Segoe UI"/>
-                <w:b/>
-                <w:i w:val="0"/>
-                <w:color w:val="00407A"/>
-                <w:sz w:val="15"/>
-              </w:rPr>
-              <w:t>Technologie</w:t>
-            </w:r>
-            <w:r>
-              <w:rPr>
-                <w:rFonts w:ascii="Segoe UI" w:hAnsi="Segoe UI"/>
-                <w:b w:val="0"/>
-                <w:i w:val="0"/>
-                <w:color w:val="1B2630"/>
-                <w:sz w:val="15"/>
-              </w:rPr>
-              <w:t xml:space="preserve"> · UZ Antwerpen</w:t>
-            </w:r>
-          </w:p>
         </w:tc>
         <w:tc>
           <w:tcPr>
             <w:tcW w:type="dxa" w:w="2835"/>
+            <w:shd w:val="clear" w:color="auto" w:fill="E3ECF5"/>
           </w:tcPr>
           <w:p>
             <w:pPr>
@@ -2075,6 +2040,41 @@
                 <w:sz w:val="15"/>
               </w:rPr>
               <w:t>17</w:t>
+            </w:r>
+          </w:p>
+          <w:p>
+            <w:pPr>
+              <w:spacing w:before="20" w:after="20"/>
+            </w:pPr>
+            <w:r>
+              <w:rPr>
+                <w:rFonts w:ascii="Segoe UI" w:hAnsi="Segoe UI"/>
+                <w:b/>
+                <w:i w:val="0"/>
+                <w:color w:val="00407A"/>
+                <w:sz w:val="15"/>
+              </w:rPr>
+              <w:t xml:space="preserve">8u30–10u  </w:t>
+            </w:r>
+            <w:r>
+              <w:rPr>
+                <w:rFonts w:ascii="Segoe UI" w:hAnsi="Segoe UI"/>
+                <w:b/>
+                <w:i w:val="0"/>
+                <w:color w:val="00407A"/>
+                <w:sz w:val="15"/>
+              </w:rPr>
+              <w:t>Herhaling gezondheidseconomie en procesevaluatie (optie B)</w:t>
+            </w:r>
+            <w:r>
+              <w:rPr>
+                <w:rFonts w:ascii="Segoe UI" w:hAnsi="Segoe UI"/>
+                <w:b w:val="0"/>
+                <w:i w:val="0"/>
+                <w:color w:val="1B2630"/>
+                <w:sz w:val="15"/>
+              </w:rPr>
+              <w:t xml:space="preserve"> · online</w:t>
             </w:r>
           </w:p>
         </w:tc>
@@ -2110,7 +2110,7 @@
                 <w:color w:val="1B2630"/>
                 <w:sz w:val="15"/>
               </w:rPr>
-              <w:t>Feedbackblad naar de centra; materiaal SEBIA 1–2 klaar</w:t>
+              <w:t>Vragenlijstenset en feedbackblad naar de centra; materiaal SEBIA 1–2 klaar</w:t>
             </w:r>
             <w:r>
               <w:rPr>
@@ -2120,7 +2120,7 @@
                 <w:color w:val="1B2630"/>
                 <w:sz w:val="15"/>
               </w:rPr>
-              <w:t xml:space="preserve"> · studieteam</w:t>
+              <w:t xml:space="preserve"> · Janou</w:t>
             </w:r>
           </w:p>
         </w:tc>
@@ -2807,7 +2807,7 @@
         <w:tc>
           <w:tcPr>
             <w:tcW w:type="dxa" w:w="2835"/>
-            <w:shd w:val="clear" w:color="auto" w:fill="FFE9D6"/>
+            <w:shd w:val="clear" w:color="auto" w:fill="FFFFFF"/>
           </w:tcPr>
           <w:p>
             <w:pPr>
@@ -2837,41 +2837,6 @@
                 <w:sz w:val="15"/>
               </w:rPr>
               <w:t>Vragenlijstenset als proefpatiënt · eigen centrum</w:t>
-            </w:r>
-          </w:p>
-          <w:p>
-            <w:pPr>
-              <w:spacing w:before="20" w:after="20"/>
-            </w:pPr>
-            <w:r>
-              <w:rPr>
-                <w:rFonts w:ascii="Segoe UI" w:hAnsi="Segoe UI"/>
-                <w:b/>
-                <w:i w:val="0"/>
-                <w:color w:val="A34A00"/>
-                <w:sz w:val="15"/>
-              </w:rPr>
-              <w:t xml:space="preserve">9u–13u  </w:t>
-            </w:r>
-            <w:r>
-              <w:rPr>
-                <w:rFonts w:ascii="Segoe UI" w:hAnsi="Segoe UI"/>
-                <w:b/>
-                <w:i w:val="0"/>
-                <w:color w:val="A34A00"/>
-                <w:sz w:val="15"/>
-              </w:rPr>
-              <w:t>SEBIA 1–2, groep Oost</w:t>
-            </w:r>
-            <w:r>
-              <w:rPr>
-                <w:rFonts w:ascii="Segoe UI" w:hAnsi="Segoe UI"/>
-                <w:b w:val="0"/>
-                <w:i w:val="0"/>
-                <w:color w:val="1B2630"/>
-                <w:sz w:val="15"/>
-              </w:rPr>
-              <w:t xml:space="preserve"> · centraal, voorstel Leuven</w:t>
             </w:r>
           </w:p>
         </w:tc>
@@ -3074,7 +3039,7 @@
                 <w:color w:val="1B2630"/>
                 <w:sz w:val="15"/>
               </w:rPr>
-              <w:t xml:space="preserve"> · studieteam</w:t>
+              <w:t xml:space="preserve"> · Janou</w:t>
             </w:r>
           </w:p>
         </w:tc>
@@ -3176,6 +3141,41 @@
                 <w:sz w:val="15"/>
               </w:rPr>
               <w:t xml:space="preserve"> · online</w:t>
+            </w:r>
+          </w:p>
+          <w:p>
+            <w:pPr>
+              <w:spacing w:before="20" w:after="20"/>
+            </w:pPr>
+            <w:r>
+              <w:rPr>
+                <w:rFonts w:ascii="Segoe UI" w:hAnsi="Segoe UI"/>
+                <w:b/>
+                <w:i w:val="0"/>
+                <w:color w:val="A34A00"/>
+                <w:sz w:val="15"/>
+              </w:rPr>
+              <w:t xml:space="preserve">13u–17u  </w:t>
+            </w:r>
+            <w:r>
+              <w:rPr>
+                <w:rFonts w:ascii="Segoe UI" w:hAnsi="Segoe UI"/>
+                <w:b/>
+                <w:i w:val="0"/>
+                <w:color w:val="A34A00"/>
+                <w:sz w:val="15"/>
+              </w:rPr>
+              <w:t>SEBIA 1–2, groep Oost</w:t>
+            </w:r>
+            <w:r>
+              <w:rPr>
+                <w:rFonts w:ascii="Segoe UI" w:hAnsi="Segoe UI"/>
+                <w:b w:val="0"/>
+                <w:i w:val="0"/>
+                <w:color w:val="1B2630"/>
+                <w:sz w:val="15"/>
+              </w:rPr>
+              <w:t xml:space="preserve"> · centraal, voorstel Leuven</w:t>
             </w:r>
           </w:p>
         </w:tc>
@@ -5038,7 +5038,6 @@
         <w:tc>
           <w:tcPr>
             <w:tcW w:type="dxa" w:w="2835"/>
-            <w:shd w:val="clear" w:color="auto" w:fill="FFE9D6"/>
           </w:tcPr>
           <w:p>
             <w:pPr>
@@ -5053,41 +5052,6 @@
                 <w:sz w:val="15"/>
               </w:rPr>
               <w:t>2</w:t>
-            </w:r>
-          </w:p>
-          <w:p>
-            <w:pPr>
-              <w:spacing w:before="20" w:after="20"/>
-            </w:pPr>
-            <w:r>
-              <w:rPr>
-                <w:rFonts w:ascii="Segoe UI" w:hAnsi="Segoe UI"/>
-                <w:b/>
-                <w:i w:val="0"/>
-                <w:color w:val="A34A00"/>
-                <w:sz w:val="15"/>
-              </w:rPr>
-              <w:t xml:space="preserve">9u–13u  </w:t>
-            </w:r>
-            <w:r>
-              <w:rPr>
-                <w:rFonts w:ascii="Segoe UI" w:hAnsi="Segoe UI"/>
-                <w:b/>
-                <w:i w:val="0"/>
-                <w:color w:val="A34A00"/>
-                <w:sz w:val="15"/>
-              </w:rPr>
-              <w:t>SEBIA 3–4, groep Oost (optie A)</w:t>
-            </w:r>
-            <w:r>
-              <w:rPr>
-                <w:rFonts w:ascii="Segoe UI" w:hAnsi="Segoe UI"/>
-                <w:b w:val="0"/>
-                <w:i w:val="0"/>
-                <w:color w:val="1B2630"/>
-                <w:sz w:val="15"/>
-              </w:rPr>
-              <w:t xml:space="preserve"> · centraal, voorstel Leuven</w:t>
             </w:r>
           </w:p>
         </w:tc>
@@ -5310,7 +5274,7 @@
                 <w:color w:val="A34A00"/>
                 <w:sz w:val="15"/>
               </w:rPr>
-              <w:t>SEBIA 3–4, groep Oost (optie B)</w:t>
+              <w:t>SEBIA 3–4, groep Oost (optie A)</w:t>
             </w:r>
             <w:r>
               <w:rPr>
@@ -5557,6 +5521,7 @@
         <w:tc>
           <w:tcPr>
             <w:tcW w:type="dxa" w:w="2835"/>
+            <w:shd w:val="clear" w:color="auto" w:fill="FFE9D6"/>
           </w:tcPr>
           <w:p>
             <w:pPr>
@@ -5571,6 +5536,41 @@
                 <w:sz w:val="15"/>
               </w:rPr>
               <w:t>23</w:t>
+            </w:r>
+          </w:p>
+          <w:p>
+            <w:pPr>
+              <w:spacing w:before="20" w:after="20"/>
+            </w:pPr>
+            <w:r>
+              <w:rPr>
+                <w:rFonts w:ascii="Segoe UI" w:hAnsi="Segoe UI"/>
+                <w:b/>
+                <w:i w:val="0"/>
+                <w:color w:val="A34A00"/>
+                <w:sz w:val="15"/>
+              </w:rPr>
+              <w:t xml:space="preserve">9u–13u  </w:t>
+            </w:r>
+            <w:r>
+              <w:rPr>
+                <w:rFonts w:ascii="Segoe UI" w:hAnsi="Segoe UI"/>
+                <w:b/>
+                <w:i w:val="0"/>
+                <w:color w:val="A34A00"/>
+                <w:sz w:val="15"/>
+              </w:rPr>
+              <w:t>SEBIA 3–4, groep Oost (optie B)</w:t>
+            </w:r>
+            <w:r>
+              <w:rPr>
+                <w:rFonts w:ascii="Segoe UI" w:hAnsi="Segoe UI"/>
+                <w:b w:val="0"/>
+                <w:i w:val="0"/>
+                <w:color w:val="1B2630"/>
+                <w:sz w:val="15"/>
+              </w:rPr>
+              <w:t xml:space="preserve"> · centraal, voorstel Leuven</w:t>
             </w:r>
           </w:p>
         </w:tc>
@@ -5796,7 +5796,7 @@
           <w:color w:val="1B2630"/>
           <w:sz w:val="17"/>
         </w:rPr>
-        <w:t>SEBIA 5, 1,5 u per podoloog in het eigen centrum, in maart vóór de paasvakantie (A) of vanaf 12 april (B), vóór de eerste maand 3-visite (beste moment: Kortrijk wo, Brugge ma VM, Gent do VM, Leuven di, Antwerpen di of wo VM, Aalst di). SEBIA 6, intervisie, 1 u per podoloog, online, op maand 6–9 na de start van de inclusies.</w:t>
+        <w:t>SEBIA 5, 1,5 u per podoloog in het eigen centrum, door Dobbels, in maart vóór de paasvakantie (A) of vanaf 12 april (B), vóór de eerste maand 3-visite (beste moment: Kortrijk wo, Brugge ma VM, Antwerpen di of wo VM in een even week, Aalst di; Gent en Leuven nog op te vragen). SEBIA 6, intervisie, 1 u per podoloog, online, op maand 6–9 na de start van de inclusies.</w:t>
       </w:r>
     </w:p>
     <w:p>
@@ -5842,7 +5842,7 @@
           <w:color w:val="5A6A78"/>
           <w:sz w:val="17"/>
         </w:rPr>
-        <w:t>Technologie en droogloop ter plaatse; SEBIA 1–4 centraal. De online sessies staan in de maandrasters.</w:t>
+        <w:t>Technologie en droogloop ter plaatse; SEBIA 1–4 centraal. De online sessies staan in de maandrasters. De twee pedorthisten komen elk naar één technologiesessie, bij een van hun centra.</w:t>
       </w:r>
     </w:p>
     <w:tbl>
@@ -6509,7 +6509,7 @@
                 <w:color w:val="1B2630"/>
                 <w:sz w:val="16"/>
               </w:rPr>
-              <w:t>donderdag VM</w:t>
+              <w:t>nog op te vragen</w:t>
             </w:r>
           </w:p>
         </w:tc>
@@ -6594,7 +6594,7 @@
                 <w:color w:val="1B2630"/>
                 <w:sz w:val="16"/>
               </w:rPr>
-              <w:t>Oost: di 5 jan, 9u–13u</w:t>
+              <w:t>Oost: di 12 jan, 13u–17u</w:t>
             </w:r>
           </w:p>
         </w:tc>
@@ -6654,7 +6654,7 @@
                 <w:color w:val="1B2630"/>
                 <w:sz w:val="16"/>
               </w:rPr>
-              <w:t>Oost · A: di 2 mrt · B: di 9 mrt</w:t>
+              <w:t>Oost · A: di 9 mrt · B: di 23 mrt</w:t>
             </w:r>
           </w:p>
         </w:tc>
@@ -6759,7 +6759,7 @@
                 <w:color w:val="1B2630"/>
                 <w:sz w:val="16"/>
               </w:rPr>
-              <w:t>Oost: di 5 jan, 9u–13u</w:t>
+              <w:t>Oost: di 12 jan, 13u–17u</w:t>
             </w:r>
           </w:p>
         </w:tc>
@@ -6819,7 +6819,7 @@
                 <w:color w:val="1B2630"/>
                 <w:sz w:val="16"/>
               </w:rPr>
-              <w:t>Oost · A: di 2 mrt · B: di 9 mrt</w:t>
+              <w:t>Oost · A: di 9 mrt · B: di 23 mrt</w:t>
             </w:r>
           </w:p>
         </w:tc>
@@ -6839,7 +6839,7 @@
                 <w:color w:val="1B2630"/>
                 <w:sz w:val="16"/>
               </w:rPr>
-              <w:t>dinsdag</w:t>
+              <w:t>nog op te vragen</w:t>
             </w:r>
           </w:p>
         </w:tc>
@@ -6904,7 +6904,7 @@
                 <w:color w:val="1B2630"/>
                 <w:sz w:val="16"/>
               </w:rPr>
-              <w:t>wo 16 dec, VM</w:t>
+              <w:t>wo 9 dec, VM</w:t>
             </w:r>
           </w:p>
         </w:tc>
@@ -6924,7 +6924,7 @@
                 <w:color w:val="1B2630"/>
                 <w:sz w:val="16"/>
               </w:rPr>
-              <w:t>Oost: di 5 jan, 9u–13u</w:t>
+              <w:t>Oost: di 12 jan, 13u–17u</w:t>
             </w:r>
           </w:p>
         </w:tc>
@@ -6984,7 +6984,7 @@
                 <w:color w:val="1B2630"/>
                 <w:sz w:val="16"/>
               </w:rPr>
-              <w:t>Oost · A: di 2 mrt · B: di 9 mrt</w:t>
+              <w:t>Oost · A: di 9 mrt · B: di 23 mrt</w:t>
             </w:r>
           </w:p>
         </w:tc>
@@ -7004,7 +7004,7 @@
                 <w:color w:val="1B2630"/>
                 <w:sz w:val="16"/>
               </w:rPr>
-              <w:t>di of wo VM</w:t>
+              <w:t>di of wo VM, even week</w:t>
             </w:r>
           </w:p>
         </w:tc>
@@ -7024,7 +7024,7 @@
                 <w:color w:val="1B2630"/>
                 <w:sz w:val="16"/>
               </w:rPr>
-              <w:t>di, wo, do (even weken) · voetkliniek wo NM en do NM</w:t>
+              <w:t>di, wo, do, alleen in even weken · voetkliniek wo NM en do NM</w:t>
             </w:r>
           </w:p>
         </w:tc>
@@ -7100,7 +7100,7 @@
           <w:color w:val="1B2630"/>
           <w:sz w:val="17"/>
         </w:rPr>
-        <w:t>Online sessies: A = opname voor wie niet kan · B = live herhaling op do 12, 19 en 26 nov, 8u30–10u.</w:t>
+        <w:t>Online sessies: A = opname voor wie niet kan · B = live herhaling op do 12 nov, do 26 nov en do 17 dec, 8u30–10u.</w:t>
       </w:r>
     </w:p>
     <w:p>
@@ -7126,7 +7126,33 @@
           <w:color w:val="1B2630"/>
           <w:sz w:val="17"/>
         </w:rPr>
-        <w:t>Datacollectie: A = opname · B = herhaling vr 15 jan, 13u–15u, voor Gent.</w:t>
+        <w:t>Datacollectie: A = opname · B = herhaling vr 15 jan, 13u–15u, voor Gent. Brugge krijgt in beide gevallen de opname.</w:t>
+      </w:r>
+    </w:p>
+    <w:p>
+      <w:pPr>
+        <w:spacing w:before="0" w:after="20"/>
+        <w:ind w:left="200" w:hanging="200"/>
+      </w:pPr>
+      <w:r>
+        <w:rPr>
+          <w:rFonts w:ascii="Segoe UI" w:hAnsi="Segoe UI"/>
+          <w:b/>
+          <w:i w:val="0"/>
+          <w:color w:val="FF7A00"/>
+          <w:sz w:val="17"/>
+        </w:rPr>
+        <w:t xml:space="preserve">–  </w:t>
+      </w:r>
+      <w:r>
+        <w:rPr>
+          <w:rFonts w:ascii="Segoe UI" w:hAnsi="Segoe UI"/>
+          <w:b w:val="0"/>
+          <w:i w:val="0"/>
+          <w:color w:val="1B2630"/>
+          <w:sz w:val="17"/>
+        </w:rPr>
+        <w:t>Bij welke technologiesessie elk van de twee pedorthisten aanwezig is.</w:t>
       </w:r>
     </w:p>
     <w:p>

--- a/PARADISE_kalender_opleiding.docx
+++ b/PARADISE_kalender_opleiding.docx
@@ -44,7 +44,7 @@
           <w:color w:val="5A6A78"/>
           <w:sz w:val="17"/>
         </w:rPr>
-        <w:t>November 2026 tot maart 2027, volgens de opleidingsplanning van 29 september 2026. VM = voormiddag, NM = namiddag. Waar het niet voor iedereen lukt, staan twee opties (A en B); die worden getoetst bij de centra tegen vr 16 okt. Artsen volgen alleen de theorie; technologie en droogloop zijn voor de podologen.</w:t>
+        <w:t>November 2026 tot maart 2027, volgens de opleidingsplanning van 29 september 2026. VM = voormiddag, NM = namiddag. Waar het niet voor iedereen lukt, staan twee opties (A en B); die worden getoetst bij de centra tegen vr 16 okt. Artsen volgen alleen theorie en kunnen aansluiten bij het theoriedeel van de technologie; de praktijk en de droogloop zijn voor de podologen.</w:t>
       </w:r>
     </w:p>
     <w:tbl>
@@ -5796,7 +5796,7 @@
           <w:color w:val="1B2630"/>
           <w:sz w:val="17"/>
         </w:rPr>
-        <w:t>SEBIA 5, 1,5 u per podoloog in het eigen centrum, door Dobbels, in maart vóór de paasvakantie (A) of vanaf 12 april (B), vóór de eerste maand 3-visite (beste moment: Kortrijk wo, Brugge ma VM, Antwerpen di of wo VM in een even week, Aalst di; Gent en Leuven nog op te vragen). SEBIA 6, intervisie, 1 u per podoloog, online, op maand 6–9 na de start van de inclusies.</w:t>
+        <w:t>SEBIA 5, 1,5 u per podoloog in het eigen centrum, door Dobbels, in maart vóór de paasvakantie (A) of vanaf 12 april (B), bij voorkeur vóór de eerste maand 3-visite (beste moment: Kortrijk wo, Brugge ma VM, Antwerpen di of wo VM in een even week, Aalst di; Gent en Leuven nog op te vragen). SEBIA 6, intervisie met feedback, 1 u per podoloog, online, door Dobbels, op maand 6–9 na de start van de inclusies.</w:t>
       </w:r>
     </w:p>
     <w:p>
@@ -5842,7 +5842,7 @@
           <w:color w:val="5A6A78"/>
           <w:sz w:val="17"/>
         </w:rPr>
-        <w:t>Technologie en droogloop ter plaatse; SEBIA 1–4 centraal. De online sessies staan in de maandrasters. De twee pedorthisten komen elk naar één technologiesessie, bij een van hun centra.</w:t>
+        <w:t>Technologie en droogloop ter plaatse; SEBIA 1–4 centraal. De online sessies staan in de maandrasters. De technologie begint met theorie, waar de artsen kunnen aansluiten en de twee pedorthisten elk één keer komen, bij een van hun centra.</w:t>
       </w:r>
     </w:p>
     <w:tbl>

--- a/PARADISE_kalender_opleiding.docx
+++ b/PARADISE_kalender_opleiding.docx
@@ -674,7 +674,7 @@
                 <w:color w:val="1B2630"/>
                 <w:sz w:val="15"/>
               </w:rPr>
-              <w:t xml:space="preserve"> · online · podologen en artsen</w:t>
+              <w:t xml:space="preserve"> · online, opgenomen · podologen en artsen</w:t>
             </w:r>
           </w:p>
         </w:tc>
@@ -712,7 +712,6 @@
         <w:tc>
           <w:tcPr>
             <w:tcW w:type="dxa" w:w="2835"/>
-            <w:shd w:val="clear" w:color="auto" w:fill="E3ECF5"/>
           </w:tcPr>
           <w:p>
             <w:pPr>
@@ -727,41 +726,6 @@
                 <w:sz w:val="15"/>
               </w:rPr>
               <w:t>12</w:t>
-            </w:r>
-          </w:p>
-          <w:p>
-            <w:pPr>
-              <w:spacing w:before="20" w:after="20"/>
-            </w:pPr>
-            <w:r>
-              <w:rPr>
-                <w:rFonts w:ascii="Segoe UI" w:hAnsi="Segoe UI"/>
-                <w:b/>
-                <w:i w:val="0"/>
-                <w:color w:val="00407A"/>
-                <w:sz w:val="15"/>
-              </w:rPr>
-              <w:t xml:space="preserve">8u30–10u  </w:t>
-            </w:r>
-            <w:r>
-              <w:rPr>
-                <w:rFonts w:ascii="Segoe UI" w:hAnsi="Segoe UI"/>
-                <w:b/>
-                <w:i w:val="0"/>
-                <w:color w:val="00407A"/>
-                <w:sz w:val="15"/>
-              </w:rPr>
-              <w:t>Herhaling theorie 1 (optie B)</w:t>
-            </w:r>
-            <w:r>
-              <w:rPr>
-                <w:rFonts w:ascii="Segoe UI" w:hAnsi="Segoe UI"/>
-                <w:b w:val="0"/>
-                <w:i w:val="0"/>
-                <w:color w:val="1B2630"/>
-                <w:sz w:val="15"/>
-              </w:rPr>
-              <w:t xml:space="preserve"> · online</w:t>
             </w:r>
           </w:p>
         </w:tc>
@@ -1007,7 +971,7 @@
                 <w:color w:val="1B2630"/>
                 <w:sz w:val="15"/>
               </w:rPr>
-              <w:t xml:space="preserve"> · online · podologen en artsen</w:t>
+              <w:t xml:space="preserve"> · online, opgenomen · podologen en artsen</w:t>
             </w:r>
           </w:p>
         </w:tc>
@@ -1034,7 +998,6 @@
         <w:tc>
           <w:tcPr>
             <w:tcW w:type="dxa" w:w="2835"/>
-            <w:shd w:val="clear" w:color="auto" w:fill="E3ECF5"/>
           </w:tcPr>
           <w:p>
             <w:pPr>
@@ -1049,41 +1012,6 @@
                 <w:sz w:val="15"/>
               </w:rPr>
               <w:t>26</w:t>
-            </w:r>
-          </w:p>
-          <w:p>
-            <w:pPr>
-              <w:spacing w:before="20" w:after="20"/>
-            </w:pPr>
-            <w:r>
-              <w:rPr>
-                <w:rFonts w:ascii="Segoe UI" w:hAnsi="Segoe UI"/>
-                <w:b/>
-                <w:i w:val="0"/>
-                <w:color w:val="00407A"/>
-                <w:sz w:val="15"/>
-              </w:rPr>
-              <w:t xml:space="preserve">8u30–10u  </w:t>
-            </w:r>
-            <w:r>
-              <w:rPr>
-                <w:rFonts w:ascii="Segoe UI" w:hAnsi="Segoe UI"/>
-                <w:b/>
-                <w:i w:val="0"/>
-                <w:color w:val="00407A"/>
-                <w:sz w:val="15"/>
-              </w:rPr>
-              <w:t>Herhaling theorie 2 (optie B)</w:t>
-            </w:r>
-            <w:r>
-              <w:rPr>
-                <w:rFonts w:ascii="Segoe UI" w:hAnsi="Segoe UI"/>
-                <w:b w:val="0"/>
-                <w:i w:val="0"/>
-                <w:color w:val="1B2630"/>
-                <w:sz w:val="15"/>
-              </w:rPr>
-              <w:t xml:space="preserve"> · online</w:t>
             </w:r>
           </w:p>
         </w:tc>
@@ -1730,7 +1658,7 @@
                 <w:color w:val="1B2630"/>
                 <w:sz w:val="15"/>
               </w:rPr>
-              <w:t xml:space="preserve"> · online · podologen en artsen</w:t>
+              <w:t xml:space="preserve"> · online, opgenomen · podologen en artsen</w:t>
             </w:r>
           </w:p>
         </w:tc>
@@ -2025,7 +1953,6 @@
         <w:tc>
           <w:tcPr>
             <w:tcW w:type="dxa" w:w="2835"/>
-            <w:shd w:val="clear" w:color="auto" w:fill="E3ECF5"/>
           </w:tcPr>
           <w:p>
             <w:pPr>
@@ -2040,41 +1967,6 @@
                 <w:sz w:val="15"/>
               </w:rPr>
               <w:t>17</w:t>
-            </w:r>
-          </w:p>
-          <w:p>
-            <w:pPr>
-              <w:spacing w:before="20" w:after="20"/>
-            </w:pPr>
-            <w:r>
-              <w:rPr>
-                <w:rFonts w:ascii="Segoe UI" w:hAnsi="Segoe UI"/>
-                <w:b/>
-                <w:i w:val="0"/>
-                <w:color w:val="00407A"/>
-                <w:sz w:val="15"/>
-              </w:rPr>
-              <w:t xml:space="preserve">8u30–10u  </w:t>
-            </w:r>
-            <w:r>
-              <w:rPr>
-                <w:rFonts w:ascii="Segoe UI" w:hAnsi="Segoe UI"/>
-                <w:b/>
-                <w:i w:val="0"/>
-                <w:color w:val="00407A"/>
-                <w:sz w:val="15"/>
-              </w:rPr>
-              <w:t>Herhaling gezondheidseconomie en procesevaluatie (optie B)</w:t>
-            </w:r>
-            <w:r>
-              <w:rPr>
-                <w:rFonts w:ascii="Segoe UI" w:hAnsi="Segoe UI"/>
-                <w:b w:val="0"/>
-                <w:i w:val="0"/>
-                <w:color w:val="1B2630"/>
-                <w:sz w:val="15"/>
-              </w:rPr>
-              <w:t xml:space="preserve"> · online</w:t>
             </w:r>
           </w:p>
         </w:tc>
@@ -3140,7 +3032,7 @@
                 <w:color w:val="1B2630"/>
                 <w:sz w:val="15"/>
               </w:rPr>
-              <w:t xml:space="preserve"> · online</w:t>
+              <w:t xml:space="preserve"> · online, opgenomen · podologen</w:t>
             </w:r>
           </w:p>
           <w:p>
@@ -3294,7 +3186,6 @@
         <w:tc>
           <w:tcPr>
             <w:tcW w:type="dxa" w:w="2835"/>
-            <w:shd w:val="clear" w:color="auto" w:fill="E3ECF5"/>
           </w:tcPr>
           <w:p>
             <w:pPr>
@@ -3309,41 +3200,6 @@
                 <w:sz w:val="15"/>
               </w:rPr>
               <w:t>15</w:t>
-            </w:r>
-          </w:p>
-          <w:p>
-            <w:pPr>
-              <w:spacing w:before="20" w:after="20"/>
-            </w:pPr>
-            <w:r>
-              <w:rPr>
-                <w:rFonts w:ascii="Segoe UI" w:hAnsi="Segoe UI"/>
-                <w:b/>
-                <w:i w:val="0"/>
-                <w:color w:val="00407A"/>
-                <w:sz w:val="15"/>
-              </w:rPr>
-              <w:t xml:space="preserve">13u–15u  </w:t>
-            </w:r>
-            <w:r>
-              <w:rPr>
-                <w:rFonts w:ascii="Segoe UI" w:hAnsi="Segoe UI"/>
-                <w:b/>
-                <w:i w:val="0"/>
-                <w:color w:val="00407A"/>
-                <w:sz w:val="15"/>
-              </w:rPr>
-              <w:t>Herhaling datacollectie (optie B)</w:t>
-            </w:r>
-            <w:r>
-              <w:rPr>
-                <w:rFonts w:ascii="Segoe UI" w:hAnsi="Segoe UI"/>
-                <w:b w:val="0"/>
-                <w:i w:val="0"/>
-                <w:color w:val="1B2630"/>
-                <w:sz w:val="15"/>
-              </w:rPr>
-              <w:t xml:space="preserve"> · online, voor Gent</w:t>
             </w:r>
           </w:p>
         </w:tc>
@@ -7100,33 +6956,7 @@
           <w:color w:val="1B2630"/>
           <w:sz w:val="17"/>
         </w:rPr>
-        <w:t>Online sessies: A = opname voor wie niet kan · B = live herhaling op do 12 nov, do 26 nov en do 17 dec, 8u30–10u.</w:t>
-      </w:r>
-    </w:p>
-    <w:p>
-      <w:pPr>
-        <w:spacing w:before="0" w:after="20"/>
-        <w:ind w:left="200" w:hanging="200"/>
-      </w:pPr>
-      <w:r>
-        <w:rPr>
-          <w:rFonts w:ascii="Segoe UI" w:hAnsi="Segoe UI"/>
-          <w:b/>
-          <w:i w:val="0"/>
-          <w:color w:val="FF7A00"/>
-          <w:sz w:val="17"/>
-        </w:rPr>
-        <w:t xml:space="preserve">–  </w:t>
-      </w:r>
-      <w:r>
-        <w:rPr>
-          <w:rFonts w:ascii="Segoe UI" w:hAnsi="Segoe UI"/>
-          <w:b w:val="0"/>
-          <w:i w:val="0"/>
-          <w:color w:val="1B2630"/>
-          <w:sz w:val="17"/>
-        </w:rPr>
-        <w:t>Datacollectie: A = opname · B = herhaling vr 15 jan, 13u–15u, voor Gent. Brugge krijgt in beide gevallen de opname.</w:t>
+        <w:t>Online sessies worden opgenomen. Wie niet live kan, bekijkt de opname online.</w:t>
       </w:r>
     </w:p>
     <w:p>

--- a/PARADISE_kalender_opleiding.docx
+++ b/PARADISE_kalender_opleiding.docx
@@ -6956,7 +6956,33 @@
           <w:color w:val="1B2630"/>
           <w:sz w:val="17"/>
         </w:rPr>
-        <w:t>Online sessies worden opgenomen. Wie niet live kan, bekijkt de opname online.</w:t>
+        <w:t>Opgenomen worden de online sessies: theorie 1 en 2, gezondheidseconomie en procesevaluatie, en datacollectie. Wie niet live kan, bekijkt de opname online.</w:t>
+      </w:r>
+    </w:p>
+    <w:p>
+      <w:pPr>
+        <w:spacing w:before="0" w:after="20"/>
+        <w:ind w:left="200" w:hanging="200"/>
+      </w:pPr>
+      <w:r>
+        <w:rPr>
+          <w:rFonts w:ascii="Segoe UI" w:hAnsi="Segoe UI"/>
+          <w:b/>
+          <w:i w:val="0"/>
+          <w:color w:val="FF7A00"/>
+          <w:sz w:val="17"/>
+        </w:rPr>
+        <w:t xml:space="preserve">–  </w:t>
+      </w:r>
+      <w:r>
+        <w:rPr>
+          <w:rFonts w:ascii="Segoe UI" w:hAnsi="Segoe UI"/>
+          <w:b w:val="0"/>
+          <w:i w:val="0"/>
+          <w:color w:val="1B2630"/>
+          <w:sz w:val="17"/>
+        </w:rPr>
+        <w:t>Niet opgenomen worden de praktijksessies, ter plaatse en op een centrale locatie: technologie, SEBIA 1 tot 5 en de droogloop. Daar is aanwezigheid nodig.</w:t>
       </w:r>
     </w:p>
     <w:p>

--- a/PARADISE_kalender_opleiding.docx
+++ b/PARADISE_kalender_opleiding.docx
@@ -44,7 +44,7 @@
           <w:color w:val="5A6A78"/>
           <w:sz w:val="17"/>
         </w:rPr>
-        <w:t>November 2026 tot maart 2027, volgens de opleidingsplanning van 29 september 2026. VM = voormiddag, NM = namiddag. Waar het niet voor iedereen lukt, staan twee opties (A en B); die worden getoetst bij de centra tegen vr 16 okt. Artsen volgen alleen theorie en kunnen aansluiten bij het theoriedeel van de technologie; de praktijk en de droogloop zijn voor de podologen.</w:t>
+        <w:t>November 2026 tot maart 2027, volgens de opleidingsplanning van 29 september 2026. VM = voormiddag, NM = namiddag. Waar het niet voor iedereen lukt, staat in het rooster optie A, het voorstel; optie B staat onder de maand. Beide worden getoetst bij de centra tegen vr 16 okt. Artsen volgen alleen theorie en kunnen aansluiten bij het theoriedeel van de technologie; de praktijk en de droogloop zijn voor de podologen.</w:t>
       </w:r>
     </w:p>
     <w:tbl>
@@ -1063,7 +1063,6 @@
         <w:tc>
           <w:tcPr>
             <w:tcW w:type="dxa" w:w="2835"/>
-            <w:shd w:val="clear" w:color="auto" w:fill="DDF1F8"/>
           </w:tcPr>
           <w:p>
             <w:pPr>
@@ -1078,76 +1077,6 @@
                 <w:sz w:val="15"/>
               </w:rPr>
               <w:t>30</w:t>
-            </w:r>
-          </w:p>
-          <w:p>
-            <w:pPr>
-              <w:spacing w:before="20" w:after="20"/>
-            </w:pPr>
-            <w:r>
-              <w:rPr>
-                <w:rFonts w:ascii="Segoe UI" w:hAnsi="Segoe UI"/>
-                <w:b/>
-                <w:i w:val="0"/>
-                <w:color w:val="00407A"/>
-                <w:sz w:val="15"/>
-              </w:rPr>
-              <w:t xml:space="preserve">VM  </w:t>
-            </w:r>
-            <w:r>
-              <w:rPr>
-                <w:rFonts w:ascii="Segoe UI" w:hAnsi="Segoe UI"/>
-                <w:b/>
-                <w:i w:val="0"/>
-                <w:color w:val="00407A"/>
-                <w:sz w:val="15"/>
-              </w:rPr>
-              <w:t>Technologie (optie B)</w:t>
-            </w:r>
-            <w:r>
-              <w:rPr>
-                <w:rFonts w:ascii="Segoe UI" w:hAnsi="Segoe UI"/>
-                <w:b w:val="0"/>
-                <w:i w:val="0"/>
-                <w:color w:val="1B2630"/>
-                <w:sz w:val="15"/>
-              </w:rPr>
-              <w:t xml:space="preserve"> · AZ Sint-Jan Brugge</w:t>
-            </w:r>
-          </w:p>
-          <w:p>
-            <w:pPr>
-              <w:spacing w:before="20" w:after="20"/>
-            </w:pPr>
-            <w:r>
-              <w:rPr>
-                <w:rFonts w:ascii="Segoe UI" w:hAnsi="Segoe UI"/>
-                <w:b/>
-                <w:i w:val="0"/>
-                <w:color w:val="00407A"/>
-                <w:sz w:val="15"/>
-              </w:rPr>
-              <w:t xml:space="preserve">NM  </w:t>
-            </w:r>
-            <w:r>
-              <w:rPr>
-                <w:rFonts w:ascii="Segoe UI" w:hAnsi="Segoe UI"/>
-                <w:b/>
-                <w:i w:val="0"/>
-                <w:color w:val="00407A"/>
-                <w:sz w:val="15"/>
-              </w:rPr>
-              <w:t>Technologie (optie B)</w:t>
-            </w:r>
-            <w:r>
-              <w:rPr>
-                <w:rFonts w:ascii="Segoe UI" w:hAnsi="Segoe UI"/>
-                <w:b w:val="0"/>
-                <w:i w:val="0"/>
-                <w:color w:val="1B2630"/>
-                <w:sz w:val="15"/>
-              </w:rPr>
-              <w:t xml:space="preserve"> · AZ Groeninge Kortrijk</w:t>
             </w:r>
           </w:p>
         </w:tc>
@@ -1193,6 +1122,31 @@
         </w:tc>
       </w:tr>
     </w:tbl>
+    <w:p>
+      <w:pPr>
+        <w:spacing w:before="60" w:after="20"/>
+      </w:pPr>
+      <w:r>
+        <w:rPr>
+          <w:rFonts w:ascii="Segoe UI" w:hAnsi="Segoe UI"/>
+          <w:b/>
+          <w:i w:val="0"/>
+          <w:color w:val="00407A"/>
+          <w:sz w:val="16"/>
+        </w:rPr>
+        <w:t xml:space="preserve">Optie B, als optie A niet lukt: </w:t>
+      </w:r>
+      <w:r>
+        <w:rPr>
+          <w:rFonts w:ascii="Segoe UI" w:hAnsi="Segoe UI"/>
+          <w:b w:val="0"/>
+          <w:i w:val="0"/>
+          <w:color w:val="1B2630"/>
+          <w:sz w:val="16"/>
+        </w:rPr>
+        <w:t>ma 30 nov: technologie Brugge VM en Kortrijk NM, in plaats van wo 2 dec.</w:t>
+      </w:r>
+    </w:p>
     <w:p>
       <w:r>
         <w:br w:type="page"/>
@@ -1472,7 +1426,7 @@
                 <w:color w:val="00407A"/>
                 <w:sz w:val="15"/>
               </w:rPr>
-              <w:t>Technologie (optie A)</w:t>
+              <w:t>Technologie</w:t>
             </w:r>
             <w:r>
               <w:rPr>
@@ -1507,7 +1461,7 @@
                 <w:color w:val="00407A"/>
                 <w:sz w:val="15"/>
               </w:rPr>
-              <w:t>Technologie (optie A)</w:t>
+              <w:t>Technologie</w:t>
             </w:r>
             <w:r>
               <w:rPr>
@@ -2002,7 +1956,7 @@
                 <w:color w:val="1B2630"/>
                 <w:sz w:val="15"/>
               </w:rPr>
-              <w:t>Vragenlijstenset en feedbackblad naar de centra; materiaal SEBIA 1–2 klaar</w:t>
+              <w:t>Vragenlijstenset en feedbackblad naar de centra</w:t>
             </w:r>
             <w:r>
               <w:rPr>
@@ -2013,6 +1967,21 @@
                 <w:sz w:val="15"/>
               </w:rPr>
               <w:t xml:space="preserve"> · Janou</w:t>
+            </w:r>
+          </w:p>
+          <w:p>
+            <w:pPr>
+              <w:spacing w:before="20" w:after="20"/>
+            </w:pPr>
+            <w:r>
+              <w:rPr>
+                <w:rFonts w:ascii="Segoe UI" w:hAnsi="Segoe UI"/>
+                <w:b/>
+                <w:i w:val="0"/>
+                <w:color w:val="1B2630"/>
+                <w:sz w:val="15"/>
+              </w:rPr>
+              <w:t>Materiaal voor SEBIA 1–2 klaar</w:t>
             </w:r>
           </w:p>
         </w:tc>
@@ -2692,7 +2661,7 @@
                 <w:color w:val="1B2630"/>
                 <w:sz w:val="15"/>
               </w:rPr>
-              <w:t>Vragenlijstenset als proefpatiënt · eigen centrum</w:t>
+              <w:t>Zelftest, 4 tot 8 jan: vragenlijstenset als proefpatiënt · eigen centrum</w:t>
             </w:r>
           </w:p>
         </w:tc>
@@ -2716,6 +2685,12 @@
               <w:t>5</w:t>
             </w:r>
           </w:p>
+        </w:tc>
+        <w:tc>
+          <w:tcPr>
+            <w:tcW w:type="dxa" w:w="2835"/>
+            <w:shd w:val="clear" w:color="auto" w:fill="FFE9D6"/>
+          </w:tcPr>
           <w:p>
             <w:pPr>
               <w:spacing w:before="20" w:after="20"/>
@@ -2725,10 +2700,45 @@
                 <w:rFonts w:ascii="Segoe UI" w:hAnsi="Segoe UI"/>
                 <w:b/>
                 <w:i w:val="0"/>
+                <w:color w:val="5A6A78"/>
+                <w:sz w:val="15"/>
+              </w:rPr>
+              <w:t>6</w:t>
+            </w:r>
+          </w:p>
+          <w:p>
+            <w:pPr>
+              <w:spacing w:before="20" w:after="20"/>
+            </w:pPr>
+            <w:r>
+              <w:rPr>
+                <w:rFonts w:ascii="Segoe UI" w:hAnsi="Segoe UI"/>
+                <w:b/>
+                <w:i w:val="0"/>
+                <w:color w:val="A34A00"/>
+                <w:sz w:val="15"/>
+              </w:rPr>
+              <w:t xml:space="preserve">17u30–21u30  </w:t>
+            </w:r>
+            <w:r>
+              <w:rPr>
+                <w:rFonts w:ascii="Segoe UI" w:hAnsi="Segoe UI"/>
+                <w:b/>
+                <w:i w:val="0"/>
+                <w:color w:val="A34A00"/>
+                <w:sz w:val="15"/>
+              </w:rPr>
+              <w:t>SEBIA 1–2, groep West</w:t>
+            </w:r>
+            <w:r>
+              <w:rPr>
+                <w:rFonts w:ascii="Segoe UI" w:hAnsi="Segoe UI"/>
+                <w:b w:val="0"/>
+                <w:i w:val="0"/>
                 <w:color w:val="1B2630"/>
                 <w:sz w:val="15"/>
               </w:rPr>
-              <w:t>Vragenlijstenset als proefpatiënt · eigen centrum</w:t>
+              <w:t xml:space="preserve"> · centraal, voorstel Gent</w:t>
             </w:r>
           </w:p>
         </w:tc>
@@ -2749,29 +2759,14 @@
                 <w:color w:val="5A6A78"/>
                 <w:sz w:val="15"/>
               </w:rPr>
-              <w:t>6</w:t>
-            </w:r>
-          </w:p>
-          <w:p>
-            <w:pPr>
-              <w:spacing w:before="20" w:after="20"/>
-            </w:pPr>
-            <w:r>
-              <w:rPr>
-                <w:rFonts w:ascii="Segoe UI" w:hAnsi="Segoe UI"/>
-                <w:b/>
-                <w:i w:val="0"/>
-                <w:color w:val="1B2630"/>
-                <w:sz w:val="15"/>
-              </w:rPr>
-              <w:t>Vragenlijstenset als proefpatiënt · eigen centrum</w:t>
+              <w:t>7</w:t>
             </w:r>
           </w:p>
         </w:tc>
         <w:tc>
           <w:tcPr>
             <w:tcW w:type="dxa" w:w="2835"/>
-            <w:shd w:val="clear" w:color="auto" w:fill="FFE9D6"/>
+            <w:shd w:val="clear" w:color="auto" w:fill="FFFFFF"/>
           </w:tcPr>
           <w:p>
             <w:pPr>
@@ -2785,128 +2780,7 @@
                 <w:color w:val="5A6A78"/>
                 <w:sz w:val="15"/>
               </w:rPr>
-              <w:t>7</w:t>
-            </w:r>
-          </w:p>
-          <w:p>
-            <w:pPr>
-              <w:spacing w:before="20" w:after="20"/>
-            </w:pPr>
-            <w:r>
-              <w:rPr>
-                <w:rFonts w:ascii="Segoe UI" w:hAnsi="Segoe UI"/>
-                <w:b/>
-                <w:i w:val="0"/>
-                <w:color w:val="1B2630"/>
-                <w:sz w:val="15"/>
-              </w:rPr>
-              <w:t>Vragenlijstenset als proefpatiënt · eigen centrum</w:t>
-            </w:r>
-          </w:p>
-          <w:p>
-            <w:pPr>
-              <w:spacing w:before="20" w:after="20"/>
-            </w:pPr>
-            <w:r>
-              <w:rPr>
-                <w:rFonts w:ascii="Segoe UI" w:hAnsi="Segoe UI"/>
-                <w:b/>
-                <w:i w:val="0"/>
-                <w:color w:val="A34A00"/>
-                <w:sz w:val="15"/>
-              </w:rPr>
-              <w:t xml:space="preserve">17u30–21u30  </w:t>
-            </w:r>
-            <w:r>
-              <w:rPr>
-                <w:rFonts w:ascii="Segoe UI" w:hAnsi="Segoe UI"/>
-                <w:b/>
-                <w:i w:val="0"/>
-                <w:color w:val="A34A00"/>
-                <w:sz w:val="15"/>
-              </w:rPr>
-              <w:t>SEBIA 1–2, groep West (optie A)</w:t>
-            </w:r>
-            <w:r>
-              <w:rPr>
-                <w:rFonts w:ascii="Segoe UI" w:hAnsi="Segoe UI"/>
-                <w:b w:val="0"/>
-                <w:i w:val="0"/>
-                <w:color w:val="1B2630"/>
-                <w:sz w:val="15"/>
-              </w:rPr>
-              <w:t xml:space="preserve"> · centraal, voorstel Gent</w:t>
-            </w:r>
-          </w:p>
-        </w:tc>
-        <w:tc>
-          <w:tcPr>
-            <w:tcW w:type="dxa" w:w="2835"/>
-            <w:shd w:val="clear" w:color="auto" w:fill="FFE9D6"/>
-          </w:tcPr>
-          <w:p>
-            <w:pPr>
-              <w:spacing w:before="20" w:after="20"/>
-            </w:pPr>
-            <w:r>
-              <w:rPr>
-                <w:rFonts w:ascii="Segoe UI" w:hAnsi="Segoe UI"/>
-                <w:b/>
-                <w:i w:val="0"/>
-                <w:color w:val="5A6A78"/>
-                <w:sz w:val="15"/>
-              </w:rPr>
               <w:t>8</w:t>
-            </w:r>
-          </w:p>
-          <w:p>
-            <w:pPr>
-              <w:spacing w:before="20" w:after="20"/>
-            </w:pPr>
-            <w:r>
-              <w:rPr>
-                <w:rFonts w:ascii="Segoe UI" w:hAnsi="Segoe UI"/>
-                <w:b/>
-                <w:i w:val="0"/>
-                <w:color w:val="1B2630"/>
-                <w:sz w:val="15"/>
-              </w:rPr>
-              <w:t>Vragenlijstenset als proefpatiënt · eigen centrum</w:t>
-            </w:r>
-          </w:p>
-          <w:p>
-            <w:pPr>
-              <w:spacing w:before="20" w:after="20"/>
-            </w:pPr>
-            <w:r>
-              <w:rPr>
-                <w:rFonts w:ascii="Segoe UI" w:hAnsi="Segoe UI"/>
-                <w:b/>
-                <w:i w:val="0"/>
-                <w:color w:val="A34A00"/>
-                <w:sz w:val="15"/>
-              </w:rPr>
-              <w:t xml:space="preserve">13u–17u  </w:t>
-            </w:r>
-            <w:r>
-              <w:rPr>
-                <w:rFonts w:ascii="Segoe UI" w:hAnsi="Segoe UI"/>
-                <w:b/>
-                <w:i w:val="0"/>
-                <w:color w:val="A34A00"/>
-                <w:sz w:val="15"/>
-              </w:rPr>
-              <w:t>SEBIA 1–2, groep West (optie B)</w:t>
-            </w:r>
-            <w:r>
-              <w:rPr>
-                <w:rFonts w:ascii="Segoe UI" w:hAnsi="Segoe UI"/>
-                <w:b w:val="0"/>
-                <w:i w:val="0"/>
-                <w:color w:val="1B2630"/>
-                <w:sz w:val="15"/>
-              </w:rPr>
-              <w:t xml:space="preserve"> · centraal, voorstel Gent</w:t>
             </w:r>
           </w:p>
           <w:p>
@@ -3113,7 +2987,7 @@
                 <w:color w:val="1E5B3A"/>
                 <w:sz w:val="15"/>
               </w:rPr>
-              <w:t>Droogloop (optie A)</w:t>
+              <w:t>Droogloop</w:t>
             </w:r>
             <w:r>
               <w:rPr>
@@ -3231,7 +3105,7 @@
         <w:tc>
           <w:tcPr>
             <w:tcW w:type="dxa" w:w="2835"/>
-            <w:shd w:val="clear" w:color="auto" w:fill="E6F0E9"/>
+            <w:shd w:val="clear" w:color="auto" w:fill="FFFFFF"/>
           </w:tcPr>
           <w:p>
             <w:pPr>
@@ -3257,7 +3131,7 @@
                 <w:rFonts w:ascii="Segoe UI" w:hAnsi="Segoe UI"/>
                 <w:b/>
                 <w:i w:val="0"/>
-                <w:color w:val="1E5B3A"/>
+                <w:color w:val="5A6A78"/>
                 <w:sz w:val="15"/>
               </w:rPr>
               <w:t xml:space="preserve">VM  </w:t>
@@ -3266,21 +3140,21 @@
               <w:rPr>
                 <w:rFonts w:ascii="Segoe UI" w:hAnsi="Segoe UI"/>
                 <w:b/>
-                <w:i w:val="0"/>
-                <w:color w:val="1E5B3A"/>
+                <w:i/>
+                <w:color w:val="5A6A78"/>
                 <w:sz w:val="15"/>
               </w:rPr>
-              <w:t>Droogloop (optie B)</w:t>
+              <w:t>Inhaalslot</w:t>
             </w:r>
             <w:r>
               <w:rPr>
                 <w:rFonts w:ascii="Segoe UI" w:hAnsi="Segoe UI"/>
                 <w:b w:val="0"/>
-                <w:i w:val="0"/>
+                <w:i/>
                 <w:color w:val="1B2630"/>
                 <w:sz w:val="15"/>
               </w:rPr>
-              <w:t xml:space="preserve"> · AZ Sint-Jan Brugge</w:t>
+              <w:t xml:space="preserve"> · Brugge</w:t>
             </w:r>
           </w:p>
         </w:tc>
@@ -3719,6 +3593,31 @@
         </w:tc>
       </w:tr>
     </w:tbl>
+    <w:p>
+      <w:pPr>
+        <w:spacing w:before="60" w:after="20"/>
+      </w:pPr>
+      <w:r>
+        <w:rPr>
+          <w:rFonts w:ascii="Segoe UI" w:hAnsi="Segoe UI"/>
+          <w:b/>
+          <w:i w:val="0"/>
+          <w:color w:val="00407A"/>
+          <w:sz w:val="16"/>
+        </w:rPr>
+        <w:t xml:space="preserve">Optie B, als optie A niet lukt: </w:t>
+      </w:r>
+      <w:r>
+        <w:rPr>
+          <w:rFonts w:ascii="Segoe UI" w:hAnsi="Segoe UI"/>
+          <w:b w:val="0"/>
+          <w:i w:val="0"/>
+          <w:color w:val="1B2630"/>
+          <w:sz w:val="16"/>
+        </w:rPr>
+        <w:t>ma 11 jan, 17u30–21u30: SEBIA 1–2, groep West, in plaats van wo 6 jan. ma 18 jan VM: droogloop Brugge, in plaats van wo 13 jan; dan wordt wo 13 jan NM het inhaalslot.</w:t>
+      </w:r>
+    </w:p>
     <w:p>
       <w:r>
         <w:br w:type="page"/>
@@ -3958,7 +3857,7 @@
                 <w:color w:val="1B2630"/>
                 <w:sz w:val="15"/>
               </w:rPr>
-              <w:t>Pilootbezoeken</w:t>
+              <w:t>Pilootbezoeken, 1 tot 5 feb</w:t>
             </w:r>
           </w:p>
         </w:tc>
@@ -3982,6 +3881,12 @@
               <w:t>2</w:t>
             </w:r>
           </w:p>
+        </w:tc>
+        <w:tc>
+          <w:tcPr>
+            <w:tcW w:type="dxa" w:w="2835"/>
+            <w:shd w:val="clear" w:color="auto" w:fill="EDEDED"/>
+          </w:tcPr>
           <w:p>
             <w:pPr>
               <w:spacing w:before="20" w:after="20"/>
@@ -3991,10 +3896,10 @@
                 <w:rFonts w:ascii="Segoe UI" w:hAnsi="Segoe UI"/>
                 <w:b/>
                 <w:i w:val="0"/>
-                <w:color w:val="1B2630"/>
+                <w:color w:val="5A6A78"/>
                 <w:sz w:val="15"/>
               </w:rPr>
-              <w:t>Pilootbezoeken</w:t>
+              <w:t>3</w:t>
             </w:r>
           </w:p>
         </w:tc>
@@ -4015,22 +3920,7 @@
                 <w:color w:val="5A6A78"/>
                 <w:sz w:val="15"/>
               </w:rPr>
-              <w:t>3</w:t>
-            </w:r>
-          </w:p>
-          <w:p>
-            <w:pPr>
-              <w:spacing w:before="20" w:after="20"/>
-            </w:pPr>
-            <w:r>
-              <w:rPr>
-                <w:rFonts w:ascii="Segoe UI" w:hAnsi="Segoe UI"/>
-                <w:b/>
-                <w:i w:val="0"/>
-                <w:color w:val="1B2630"/>
-                <w:sz w:val="15"/>
-              </w:rPr>
-              <w:t>Pilootbezoeken</w:t>
+              <w:t>4</w:t>
             </w:r>
           </w:p>
         </w:tc>
@@ -4051,58 +3941,7 @@
                 <w:color w:val="5A6A78"/>
                 <w:sz w:val="15"/>
               </w:rPr>
-              <w:t>4</w:t>
-            </w:r>
-          </w:p>
-          <w:p>
-            <w:pPr>
-              <w:spacing w:before="20" w:after="20"/>
-            </w:pPr>
-            <w:r>
-              <w:rPr>
-                <w:rFonts w:ascii="Segoe UI" w:hAnsi="Segoe UI"/>
-                <w:b/>
-                <w:i w:val="0"/>
-                <w:color w:val="1B2630"/>
-                <w:sz w:val="15"/>
-              </w:rPr>
-              <w:t>Pilootbezoeken</w:t>
-            </w:r>
-          </w:p>
-        </w:tc>
-        <w:tc>
-          <w:tcPr>
-            <w:tcW w:type="dxa" w:w="2835"/>
-            <w:shd w:val="clear" w:color="auto" w:fill="EDEDED"/>
-          </w:tcPr>
-          <w:p>
-            <w:pPr>
-              <w:spacing w:before="20" w:after="20"/>
-            </w:pPr>
-            <w:r>
-              <w:rPr>
-                <w:rFonts w:ascii="Segoe UI" w:hAnsi="Segoe UI"/>
-                <w:b/>
-                <w:i w:val="0"/>
-                <w:color w:val="5A6A78"/>
-                <w:sz w:val="15"/>
-              </w:rPr>
               <w:t>5</w:t>
-            </w:r>
-          </w:p>
-          <w:p>
-            <w:pPr>
-              <w:spacing w:before="20" w:after="20"/>
-            </w:pPr>
-            <w:r>
-              <w:rPr>
-                <w:rFonts w:ascii="Segoe UI" w:hAnsi="Segoe UI"/>
-                <w:b/>
-                <w:i w:val="0"/>
-                <w:color w:val="1B2630"/>
-                <w:sz w:val="15"/>
-              </w:rPr>
-              <w:t>Pilootbezoeken</w:t>
             </w:r>
           </w:p>
         </w:tc>
@@ -4343,7 +4182,7 @@
                 <w:color w:val="1B2630"/>
                 <w:sz w:val="15"/>
               </w:rPr>
-              <w:t>Tweede reeks pilootbezoeken</w:t>
+              <w:t>Tweede reeks pilootbezoeken, 15 tot 19 feb</w:t>
             </w:r>
           </w:p>
         </w:tc>
@@ -4367,6 +4206,12 @@
               <w:t>16</w:t>
             </w:r>
           </w:p>
+        </w:tc>
+        <w:tc>
+          <w:tcPr>
+            <w:tcW w:type="dxa" w:w="2835"/>
+            <w:shd w:val="clear" w:color="auto" w:fill="EDEDED"/>
+          </w:tcPr>
           <w:p>
             <w:pPr>
               <w:spacing w:before="20" w:after="20"/>
@@ -4376,10 +4221,10 @@
                 <w:rFonts w:ascii="Segoe UI" w:hAnsi="Segoe UI"/>
                 <w:b/>
                 <w:i w:val="0"/>
-                <w:color w:val="1B2630"/>
+                <w:color w:val="5A6A78"/>
                 <w:sz w:val="15"/>
               </w:rPr>
-              <w:t>Tweede reeks pilootbezoeken</w:t>
+              <w:t>17</w:t>
             </w:r>
           </w:p>
         </w:tc>
@@ -4400,58 +4245,7 @@
                 <w:color w:val="5A6A78"/>
                 <w:sz w:val="15"/>
               </w:rPr>
-              <w:t>17</w:t>
-            </w:r>
-          </w:p>
-          <w:p>
-            <w:pPr>
-              <w:spacing w:before="20" w:after="20"/>
-            </w:pPr>
-            <w:r>
-              <w:rPr>
-                <w:rFonts w:ascii="Segoe UI" w:hAnsi="Segoe UI"/>
-                <w:b/>
-                <w:i w:val="0"/>
-                <w:color w:val="1B2630"/>
-                <w:sz w:val="15"/>
-              </w:rPr>
-              <w:t>Tweede reeks pilootbezoeken</w:t>
-            </w:r>
-          </w:p>
-        </w:tc>
-        <w:tc>
-          <w:tcPr>
-            <w:tcW w:type="dxa" w:w="2835"/>
-            <w:shd w:val="clear" w:color="auto" w:fill="EDEDED"/>
-          </w:tcPr>
-          <w:p>
-            <w:pPr>
-              <w:spacing w:before="20" w:after="20"/>
-            </w:pPr>
-            <w:r>
-              <w:rPr>
-                <w:rFonts w:ascii="Segoe UI" w:hAnsi="Segoe UI"/>
-                <w:b/>
-                <w:i w:val="0"/>
-                <w:color w:val="5A6A78"/>
-                <w:sz w:val="15"/>
-              </w:rPr>
               <w:t>18</w:t>
-            </w:r>
-          </w:p>
-          <w:p>
-            <w:pPr>
-              <w:spacing w:before="20" w:after="20"/>
-            </w:pPr>
-            <w:r>
-              <w:rPr>
-                <w:rFonts w:ascii="Segoe UI" w:hAnsi="Segoe UI"/>
-                <w:b/>
-                <w:i w:val="0"/>
-                <w:color w:val="1B2630"/>
-                <w:sz w:val="15"/>
-              </w:rPr>
-              <w:t>Tweede reeks pilootbezoeken</w:t>
             </w:r>
           </w:p>
         </w:tc>
@@ -4473,21 +4267,6 @@
                 <w:sz w:val="15"/>
               </w:rPr>
               <w:t>19</w:t>
-            </w:r>
-          </w:p>
-          <w:p>
-            <w:pPr>
-              <w:spacing w:before="20" w:after="20"/>
-            </w:pPr>
-            <w:r>
-              <w:rPr>
-                <w:rFonts w:ascii="Segoe UI" w:hAnsi="Segoe UI"/>
-                <w:b/>
-                <w:i w:val="0"/>
-                <w:color w:val="1B2630"/>
-                <w:sz w:val="15"/>
-              </w:rPr>
-              <w:t>Tweede reeks pilootbezoeken</w:t>
             </w:r>
           </w:p>
           <w:p>
@@ -4973,7 +4752,7 @@
                 <w:color w:val="A34A00"/>
                 <w:sz w:val="15"/>
               </w:rPr>
-              <w:t>SEBIA 3–4, groep West (optie A)</w:t>
+              <w:t>SEBIA 3–4, groep West</w:t>
             </w:r>
             <w:r>
               <w:rPr>
@@ -4983,14 +4762,13 @@
                 <w:color w:val="1B2630"/>
                 <w:sz w:val="15"/>
               </w:rPr>
-              <w:t xml:space="preserve"> · centraal, voorstel Gent</w:t>
+              <w:t xml:space="preserve"> · centraal, voorstel Gent; nog voor te leggen aan Dobbels</w:t>
             </w:r>
           </w:p>
         </w:tc>
         <w:tc>
           <w:tcPr>
             <w:tcW w:type="dxa" w:w="2835"/>
-            <w:shd w:val="clear" w:color="auto" w:fill="FFE9D6"/>
           </w:tcPr>
           <w:p>
             <w:pPr>
@@ -5005,41 +4783,6 @@
                 <w:sz w:val="15"/>
               </w:rPr>
               <w:t>5</w:t>
-            </w:r>
-          </w:p>
-          <w:p>
-            <w:pPr>
-              <w:spacing w:before="20" w:after="20"/>
-            </w:pPr>
-            <w:r>
-              <w:rPr>
-                <w:rFonts w:ascii="Segoe UI" w:hAnsi="Segoe UI"/>
-                <w:b/>
-                <w:i w:val="0"/>
-                <w:color w:val="A34A00"/>
-                <w:sz w:val="15"/>
-              </w:rPr>
-              <w:t xml:space="preserve">13u–17u  </w:t>
-            </w:r>
-            <w:r>
-              <w:rPr>
-                <w:rFonts w:ascii="Segoe UI" w:hAnsi="Segoe UI"/>
-                <w:b/>
-                <w:i w:val="0"/>
-                <w:color w:val="A34A00"/>
-                <w:sz w:val="15"/>
-              </w:rPr>
-              <w:t>SEBIA 3–4, groep West (optie B)</w:t>
-            </w:r>
-            <w:r>
-              <w:rPr>
-                <w:rFonts w:ascii="Segoe UI" w:hAnsi="Segoe UI"/>
-                <w:b w:val="0"/>
-                <w:i w:val="0"/>
-                <w:color w:val="1B2630"/>
-                <w:sz w:val="15"/>
-              </w:rPr>
-              <w:t xml:space="preserve"> · centraal, voorstel Gent</w:t>
             </w:r>
           </w:p>
         </w:tc>
@@ -5130,7 +4873,7 @@
                 <w:color w:val="A34A00"/>
                 <w:sz w:val="15"/>
               </w:rPr>
-              <w:t>SEBIA 3–4, groep Oost (optie A)</w:t>
+              <w:t>SEBIA 3–4, groep Oost</w:t>
             </w:r>
             <w:r>
               <w:rPr>
@@ -5140,7 +4883,7 @@
                 <w:color w:val="1B2630"/>
                 <w:sz w:val="15"/>
               </w:rPr>
-              <w:t xml:space="preserve"> · centraal, voorstel Leuven</w:t>
+              <w:t xml:space="preserve"> · centraal, voorstel Leuven; nog voor te leggen aan Dobbels</w:t>
             </w:r>
           </w:p>
         </w:tc>
@@ -5377,7 +5120,6 @@
         <w:tc>
           <w:tcPr>
             <w:tcW w:type="dxa" w:w="2835"/>
-            <w:shd w:val="clear" w:color="auto" w:fill="FFE9D6"/>
           </w:tcPr>
           <w:p>
             <w:pPr>
@@ -5392,41 +5134,6 @@
                 <w:sz w:val="15"/>
               </w:rPr>
               <w:t>23</w:t>
-            </w:r>
-          </w:p>
-          <w:p>
-            <w:pPr>
-              <w:spacing w:before="20" w:after="20"/>
-            </w:pPr>
-            <w:r>
-              <w:rPr>
-                <w:rFonts w:ascii="Segoe UI" w:hAnsi="Segoe UI"/>
-                <w:b/>
-                <w:i w:val="0"/>
-                <w:color w:val="A34A00"/>
-                <w:sz w:val="15"/>
-              </w:rPr>
-              <w:t xml:space="preserve">9u–13u  </w:t>
-            </w:r>
-            <w:r>
-              <w:rPr>
-                <w:rFonts w:ascii="Segoe UI" w:hAnsi="Segoe UI"/>
-                <w:b/>
-                <w:i w:val="0"/>
-                <w:color w:val="A34A00"/>
-                <w:sz w:val="15"/>
-              </w:rPr>
-              <w:t>SEBIA 3–4, groep Oost (optie B)</w:t>
-            </w:r>
-            <w:r>
-              <w:rPr>
-                <w:rFonts w:ascii="Segoe UI" w:hAnsi="Segoe UI"/>
-                <w:b w:val="0"/>
-                <w:i w:val="0"/>
-                <w:color w:val="1B2630"/>
-                <w:sz w:val="15"/>
-              </w:rPr>
-              <w:t xml:space="preserve"> · centraal, voorstel Leuven</w:t>
             </w:r>
           </w:p>
         </w:tc>
@@ -5632,6 +5339,31 @@
     </w:tbl>
     <w:p>
       <w:pPr>
+        <w:spacing w:before="60" w:after="20"/>
+      </w:pPr>
+      <w:r>
+        <w:rPr>
+          <w:rFonts w:ascii="Segoe UI" w:hAnsi="Segoe UI"/>
+          <w:b/>
+          <w:i w:val="0"/>
+          <w:color w:val="00407A"/>
+          <w:sz w:val="16"/>
+        </w:rPr>
+        <w:t xml:space="preserve">Optie B, als optie A niet lukt: </w:t>
+      </w:r>
+      <w:r>
+        <w:rPr>
+          <w:rFonts w:ascii="Segoe UI" w:hAnsi="Segoe UI"/>
+          <w:b w:val="0"/>
+          <w:i w:val="0"/>
+          <w:color w:val="1B2630"/>
+          <w:sz w:val="16"/>
+        </w:rPr>
+        <w:t>vr 5 mrt, 13u–17u: SEBIA 3–4, groep West, in plaats van do 4 mrt 17u30–21u30. di 23 mrt, 9u–13u: SEBIA 3–4, groep Oost, in plaats van di 9 mrt.</w:t>
+      </w:r>
+    </w:p>
+    <w:p>
+      <w:pPr>
         <w:spacing w:before="80" w:after="40"/>
       </w:pPr>
       <w:r>
@@ -5652,7 +5384,7 @@
           <w:color w:val="1B2630"/>
           <w:sz w:val="17"/>
         </w:rPr>
-        <w:t>SEBIA 5, 1,5 u per podoloog in het eigen centrum, door Dobbels, in maart vóór de paasvakantie (A) of vanaf 12 april (B), bij voorkeur vóór de eerste maand 3-visite (beste moment: Kortrijk wo, Brugge ma VM, Antwerpen di of wo VM in een even week, Aalst di; Gent en Leuven nog op te vragen). SEBIA 6, intervisie met feedback, 1 u per podoloog, online, door Dobbels, op maand 6–9 na de start van de inclusies.</w:t>
+        <w:t>SEBIA 5, 1,5 u per podoloog in het eigen centrum, door Dobbels, in maart vóór de paasvakantie (A) of vanaf 12 april (B), bij voorkeur vóór de eerste maand 3-visite (beste moment: Kortrijk wo, Brugge ma VM, Antwerpen di of wo VM, Aalst di; Gent en Leuven nog op te vragen). SEBIA 6, intervisie met feedback, 1 u per podoloog, online, door Dobbels, op maand 6–9 na de start van de inclusies.</w:t>
       </w:r>
     </w:p>
     <w:p>
@@ -5955,7 +5687,7 @@
                 <w:color w:val="1B2630"/>
                 <w:sz w:val="16"/>
               </w:rPr>
-              <w:t>West · A: do 7 jan avond · B: vr 8 jan NM</w:t>
+              <w:t>West · A: wo 6 jan avond · B: ma 11 jan avond</w:t>
             </w:r>
           </w:p>
         </w:tc>
@@ -6120,7 +5852,7 @@
                 <w:color w:val="1B2630"/>
                 <w:sz w:val="16"/>
               </w:rPr>
-              <w:t>West · A: do 7 jan avond · B: vr 8 jan NM</w:t>
+              <w:t>West · A: wo 6 jan avond · B: ma 11 jan avond</w:t>
             </w:r>
           </w:p>
         </w:tc>
@@ -6160,7 +5892,7 @@
                 <w:color w:val="1B2630"/>
                 <w:sz w:val="16"/>
               </w:rPr>
-              <w:t>de niet gekozen droogloopdatum</w:t>
+              <w:t>de niet gekozen droogloopdatum: ma 18 jan VM bij optie A</w:t>
             </w:r>
           </w:p>
         </w:tc>
@@ -6285,7 +6017,7 @@
                 <w:color w:val="1B2630"/>
                 <w:sz w:val="16"/>
               </w:rPr>
-              <w:t>West · A: do 7 jan avond · B: vr 8 jan NM</w:t>
+              <w:t>West · A: wo 6 jan avond · B: ma 11 jan avond</w:t>
             </w:r>
           </w:p>
         </w:tc>
@@ -6860,7 +6592,7 @@
                 <w:color w:val="1B2630"/>
                 <w:sz w:val="16"/>
               </w:rPr>
-              <w:t>di of wo VM, even week</w:t>
+              <w:t>di of wo VM</w:t>
             </w:r>
           </w:p>
         </w:tc>
@@ -6880,7 +6612,7 @@
                 <w:color w:val="1B2630"/>
                 <w:sz w:val="16"/>
               </w:rPr>
-              <w:t>di, wo, do, alleen in even weken · voetkliniek wo NM en do NM</w:t>
+              <w:t>di, wo; do alleen in even weken · voetkliniek wo NM en do NM</w:t>
             </w:r>
           </w:p>
         </w:tc>
